--- a/tvt3_v2/public/templates/THANH_LY_KY_LAI_CSHT.docx
+++ b/tvt3_v2/public/templates/THANH_LY_KY_LAI_CSHT.docx
@@ -3348,7 +3348,7 @@
           <w:szCs w:val="26"/>
           <w:lang w:val="fr-FR"/>
         </w:rPr>
-        <w:t>(Giấy UQ số 08/UQ-MBF.ĐNa ngày 22/01/2026 do Giám đốc MobiFone Đồng Nai – Chi nhánh Tổng Công ty Viễn Thông MobiFone, Ông Bùi Chí Tuệ ký)</w:t>
+        <w:t>(Giấy UQ số 21/UQ-MBF.ĐNa ngày 19/06/2026 do Giám đốc MobiFone Đồng Nai – Chi nhánh Tổng Công ty Viễn Thông MobiFone, Ông Bùi Chí Tuệ ký)</w:t>
       </w:r>
     </w:p>
     <w:p>
@@ -5072,7 +5072,7 @@
           <w:szCs w:val="26"/>
           <w:lang w:val="fr-FR"/>
         </w:rPr>
-        <w:t>(Giấy UQ số 08/UQ-MBF.ĐNa ngày 22/01/2026 do Giám đốc MobiFone Đồng Nai – Chi nhánh Tổng Công ty Viễn Thông MobiFone, Ông Bùi Chí Tuệ ký)</w:t>
+        <w:t>(Giấy UQ số 21/UQ-MBF.ĐNa ngày 19/06/2026 do Giám đốc MobiFone Đồng Nai – Chi nhánh Tổng Công ty Viễn Thông MobiFone, Ông Bùi Chí Tuệ ký)</w:t>
       </w:r>
     </w:p>
     <w:p>

--- a/tvt3_v2/public/templates/THANH_LY_KY_LAI_CSHT.docx
+++ b/tvt3_v2/public/templates/THANH_LY_KY_LAI_CSHT.docx
@@ -1,6 +1,6 @@
 
 <file path=word/document.xml><?xml version="1.0" encoding="utf-8"?>
-<w:document xmlns:wpc="http://schemas.microsoft.com/office/word/2010/wordprocessingCanvas" xmlns:cx="http://schemas.microsoft.com/office/drawing/2014/chartex" xmlns:cx1="http://schemas.microsoft.com/office/drawing/2015/9/8/chartex" xmlns:cx2="http://schemas.microsoft.com/office/drawing/2015/10/21/chartex" xmlns:cx3="http://schemas.microsoft.com/office/drawing/2016/5/9/chartex" xmlns:cx4="http://schemas.microsoft.com/office/drawing/2016/5/10/chartex" xmlns:cx5="http://schemas.microsoft.com/office/drawing/2016/5/11/chartex" xmlns:cx6="http://schemas.microsoft.com/office/drawing/2016/5/12/chartex" xmlns:cx7="http://schemas.microsoft.com/office/drawing/2016/5/13/chartex" xmlns:cx8="http://schemas.microsoft.com/office/drawing/2016/5/14/chartex" xmlns:mc="http://schemas.openxmlformats.org/markup-compatibility/2006" xmlns:aink="http://schemas.microsoft.com/office/drawing/2016/ink" xmlns:am3d="http://schemas.microsoft.com/office/drawing/2017/model3d" xmlns:o="urn:schemas-microsoft-com:office:office" xmlns:oel="http://schemas.microsoft.com/office/2019/extlst" xmlns:r="http://schemas.openxmlformats.org/officeDocument/2006/relationships" xmlns:m="http://schemas.openxmlformats.org/officeDocument/2006/math" xmlns:v="urn:schemas-microsoft-com:vml" xmlns:wp14="http://schemas.microsoft.com/office/word/2010/wordprocessingDrawing" xmlns:wp="http://schemas.openxmlformats.org/drawingml/2006/wordprocessingDrawing" xmlns:w10="urn:schemas-microsoft-com:office:word" xmlns:w="http://schemas.openxmlformats.org/wordprocessingml/2006/main" xmlns:w14="http://schemas.microsoft.com/office/word/2010/wordml" xmlns:w15="http://schemas.microsoft.com/office/word/2012/wordml" xmlns:w16cex="http://schemas.microsoft.com/office/word/2018/wordml/cex" xmlns:w16cid="http://schemas.microsoft.com/office/word/2016/wordml/cid" xmlns:w16="http://schemas.microsoft.com/office/word/2018/wordml" xmlns:w16du="http://schemas.microsoft.com/office/word/2023/wordml/word16du" xmlns:w16sdtdh="http://schemas.microsoft.com/office/word/2020/wordml/sdtdatahash" xmlns:w16sdtfl="http://schemas.microsoft.com/office/word/2024/wordml/sdtformatlock" xmlns:w16se="http://schemas.microsoft.com/office/word/2015/wordml/symex" xmlns:wpg="http://schemas.microsoft.com/office/word/2010/wordprocessingGroup" xmlns:wpi="http://schemas.microsoft.com/office/word/2010/wordprocessingInk" xmlns:wne="http://schemas.microsoft.com/office/word/2006/wordml" xmlns:wps="http://schemas.microsoft.com/office/word/2010/wordprocessingShape" mc:Ignorable="w14 w15 w16se w16cid w16 w16cex w16sdtdh w16sdtfl w16du wp14">
+<w:document xmlns:a="http://schemas.openxmlformats.org/drawingml/2006/main" xmlns:a14="http://schemas.microsoft.com/office/drawing/2010/main" xmlns:wpc="http://schemas.microsoft.com/office/word/2010/wordprocessingCanvas" xmlns:cx="http://schemas.microsoft.com/office/drawing/2014/chartex" xmlns:cx1="http://schemas.microsoft.com/office/drawing/2015/9/8/chartex" xmlns:cx2="http://schemas.microsoft.com/office/drawing/2015/10/21/chartex" xmlns:cx3="http://schemas.microsoft.com/office/drawing/2016/5/9/chartex" xmlns:cx4="http://schemas.microsoft.com/office/drawing/2016/5/10/chartex" xmlns:cx5="http://schemas.microsoft.com/office/drawing/2016/5/11/chartex" xmlns:cx6="http://schemas.microsoft.com/office/drawing/2016/5/12/chartex" xmlns:cx7="http://schemas.microsoft.com/office/drawing/2016/5/13/chartex" xmlns:cx8="http://schemas.microsoft.com/office/drawing/2016/5/14/chartex" xmlns:mc="http://schemas.openxmlformats.org/markup-compatibility/2006" xmlns:aink="http://schemas.microsoft.com/office/drawing/2016/ink" xmlns:am3d="http://schemas.microsoft.com/office/drawing/2017/model3d" xmlns:o="urn:schemas-microsoft-com:office:office" xmlns:oel="http://schemas.microsoft.com/office/2019/extlst" xmlns:r="http://schemas.openxmlformats.org/officeDocument/2006/relationships" xmlns:m="http://schemas.openxmlformats.org/officeDocument/2006/math" xmlns:v="urn:schemas-microsoft-com:vml" xmlns:wp14="http://schemas.microsoft.com/office/word/2010/wordprocessingDrawing" xmlns:wp="http://schemas.openxmlformats.org/drawingml/2006/wordprocessingDrawing" xmlns:w10="urn:schemas-microsoft-com:office:word" xmlns:w="http://schemas.openxmlformats.org/wordprocessingml/2006/main" xmlns:w14="http://schemas.microsoft.com/office/word/2010/wordml" xmlns:w15="http://schemas.microsoft.com/office/word/2012/wordml" xmlns:w16cex="http://schemas.microsoft.com/office/word/2018/wordml/cex" xmlns:w16cid="http://schemas.microsoft.com/office/word/2016/wordml/cid" xmlns:w16="http://schemas.microsoft.com/office/word/2018/wordml" xmlns:w16du="http://schemas.microsoft.com/office/word/2023/wordml/word16du" xmlns:w16sdtdh="http://schemas.microsoft.com/office/word/2020/wordml/sdtdatahash" xmlns:w16sdtfl="http://schemas.microsoft.com/office/word/2024/wordml/sdtformatlock" xmlns:w16se="http://schemas.microsoft.com/office/word/2015/wordml/symex" xmlns:wpg="http://schemas.microsoft.com/office/word/2010/wordprocessingGroup" xmlns:wpi="http://schemas.microsoft.com/office/word/2010/wordprocessingInk" xmlns:wne="http://schemas.microsoft.com/office/word/2006/wordml" xmlns:wps="http://schemas.microsoft.com/office/word/2010/wordprocessingShape" mc:Ignorable="w14 w15 w16se w16cid w16 w16cex w16sdtdh w16sdtfl w16du wp14">
   <w:body>
     <w:tbl>
       <w:tblPr>
@@ -127,7 +127,7 @@
               <mc:AlternateContent>
                 <mc:Choice Requires="wps">
                   <w:drawing>
-                    <wp:anchor distT="0" distB="0" distL="114300" distR="114300" simplePos="0" relativeHeight="251661312" behindDoc="0" locked="0" layoutInCell="1" allowOverlap="1" wp14:anchorId="61315F5F" wp14:editId="3E24A989">
+                    <wp:anchor distT="0" distB="0" distL="114300" distR="114300" simplePos="0" relativeHeight="251661312" behindDoc="0" locked="0" layoutInCell="1" allowOverlap="1" wp14:editId="3E24A989" wp14:anchorId="61315F5F">
                       <wp:simplePos x="0" y="0"/>
                       <wp:positionH relativeFrom="column">
                         <wp:posOffset>652780</wp:posOffset>
@@ -181,7 +181,7 @@
                 </mc:Choice>
                 <mc:Fallback>
                   <w:pict>
-                    <v:line w14:anchorId="3A8FE28D" id="Straight Connector 2000649774" o:spid="_x0000_s1026" style="position:absolute;flip:x;z-index:251661312;visibility:visible;mso-wrap-style:square;mso-wrap-distance-left:9pt;mso-wrap-distance-top:0;mso-wrap-distance-right:9pt;mso-wrap-distance-bottom:0;mso-position-horizontal:absolute;mso-position-horizontal-relative:text;mso-position-vertical:absolute;mso-position-vertical-relative:text" from="51.4pt,3.8pt" to="174.3pt,3.8pt" o:gfxdata="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" strokecolor="black [3213]" strokeweight=".5pt">
+                    <v:line id="Straight Connector 2000649774" style="position:absolute;flip:x;z-index:251661312;visibility:visible;mso-wrap-style:square;mso-wrap-distance-left:9pt;mso-wrap-distance-top:0;mso-wrap-distance-right:9pt;mso-wrap-distance-bottom:0;mso-position-horizontal:absolute;mso-position-horizontal-relative:text;mso-position-vertical:absolute;mso-position-vertical-relative:text" o:spid="_x0000_s1026" strokecolor="black [3213]" strokeweight=".5pt" o:gfxdata="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" from="51.4pt,3.8pt" to="174.3pt,3.8pt" w14:anchorId="3A8FE28D">
                       <v:stroke joinstyle="miter"/>
                     </v:line>
                   </w:pict>
@@ -213,7 +213,7 @@
               <mc:AlternateContent>
                 <mc:Choice Requires="wps">
                   <w:drawing>
-                    <wp:anchor distT="0" distB="0" distL="114300" distR="114300" simplePos="0" relativeHeight="251660288" behindDoc="0" locked="0" layoutInCell="1" allowOverlap="1" wp14:anchorId="1F88C76F" wp14:editId="5D57BEEB">
+                    <wp:anchor distT="0" distB="0" distL="114300" distR="114300" simplePos="0" relativeHeight="251660288" behindDoc="0" locked="0" layoutInCell="1" allowOverlap="1" wp14:editId="5D57BEEB" wp14:anchorId="1F88C76F">
                       <wp:simplePos x="0" y="0"/>
                       <wp:positionH relativeFrom="column">
                         <wp:posOffset>848360</wp:posOffset>
@@ -273,7 +273,7 @@
                 </mc:Choice>
                 <mc:Fallback>
                   <w:pict>
-                    <v:line w14:anchorId="7B0B0E0A" id="Straight Connector 1463436238" o:spid="_x0000_s1026" style="position:absolute;flip:y;z-index:251660288;visibility:visible;mso-wrap-style:square;mso-width-percent:0;mso-height-percent:0;mso-wrap-distance-left:9pt;mso-wrap-distance-top:0;mso-wrap-distance-right:9pt;mso-wrap-distance-bottom:0;mso-position-horizontal:absolute;mso-position-horizontal-relative:text;mso-position-vertical:absolute;mso-position-vertical-relative:text;mso-width-percent:0;mso-height-percent:0;mso-width-relative:margin;mso-height-relative:margin" from="66.8pt,5.25pt" to="223.7pt,5.25pt" o:gfxdata="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" strokecolor="black [3213]" strokeweight=".5pt">
+                    <v:line id="Straight Connector 1463436238" style="position:absolute;flip:y;z-index:251660288;visibility:visible;mso-wrap-style:square;mso-width-percent:0;mso-height-percent:0;mso-wrap-distance-left:9pt;mso-wrap-distance-top:0;mso-wrap-distance-right:9pt;mso-wrap-distance-bottom:0;mso-position-horizontal:absolute;mso-position-horizontal-relative:text;mso-position-vertical:absolute;mso-position-vertical-relative:text;mso-width-percent:0;mso-height-percent:0;mso-width-relative:margin;mso-height-relative:margin" o:spid="_x0000_s1026" strokecolor="black [3213]" strokeweight=".5pt" o:gfxdata="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" from="66.8pt,5.25pt" to="223.7pt,5.25pt" w14:anchorId="7B0B0E0A">
                       <v:stroke joinstyle="miter"/>
                     </v:line>
                   </w:pict>
@@ -329,7 +329,7 @@
                 <w:i/>
                 <w:szCs w:val="28"/>
               </w:rPr>
-              <w:t xml:space="preserve">Đồng Nai, ngày  </w:t>
+              <w:t xml:space="preserve">Đồng Nai, ngày </w:t>
             </w:r>
             <w:r>
               <w:rPr>
@@ -346,7 +346,7 @@
                 <w:i/>
                 <w:szCs w:val="28"/>
               </w:rPr>
-              <w:t xml:space="preserve">  tháng</w:t>
+              <w:t xml:space="preserve"> tháng</w:t>
             </w:r>
             <w:r>
               <w:rPr>
@@ -363,7 +363,7 @@
                 <w:i/>
                 <w:szCs w:val="28"/>
               </w:rPr>
-              <w:t xml:space="preserve">    năm 2026</w:t>
+              <w:t xml:space="preserve">  năm 2026</w:t>
             </w:r>
           </w:p>
         </w:tc>
@@ -473,88 +473,6 @@
       </w:pPr>
       <w:r>
         <w:rPr>
-          <w:rFonts w:ascii="Times New Roman" w:hAnsi="Times New Roman"/>
-          <w:b/>
-          <w:bCs/>
-          <w:noProof/>
-          <w:szCs w:val="25"/>
-        </w:rPr>
-        <w:drawing>
-          <wp:anchor distT="0" distB="0" distL="114300" distR="114300" simplePos="0" relativeHeight="251659264" behindDoc="1" locked="0" layoutInCell="1" allowOverlap="1" wp14:anchorId="0A443629" wp14:editId="75DE6EE0">
-            <wp:simplePos x="0" y="0"/>
-            <wp:positionH relativeFrom="margin">
-              <wp:align>center</wp:align>
-            </wp:positionH>
-            <wp:positionV relativeFrom="paragraph">
-              <wp:posOffset>97790</wp:posOffset>
-            </wp:positionV>
-            <wp:extent cx="2108200" cy="19050"/>
-            <wp:effectExtent l="0" t="0" r="6350" b="0"/>
-            <wp:wrapTight wrapText="bothSides">
-              <wp:wrapPolygon edited="0">
-                <wp:start x="0" y="0"/>
-                <wp:lineTo x="0" y="0"/>
-                <wp:lineTo x="21470" y="0"/>
-                <wp:lineTo x="21470" y="0"/>
-                <wp:lineTo x="0" y="0"/>
-              </wp:wrapPolygon>
-            </wp:wrapTight>
-            <wp:docPr id="384057371" name="Picture 1"/>
-            <wp:cNvGraphicFramePr>
-              <a:graphicFrameLocks xmlns:a="http://schemas.openxmlformats.org/drawingml/2006/main" noChangeAspect="1"/>
-            </wp:cNvGraphicFramePr>
-            <a:graphic xmlns:a="http://schemas.openxmlformats.org/drawingml/2006/main">
-              <a:graphicData uri="http://schemas.openxmlformats.org/drawingml/2006/picture">
-                <pic:pic xmlns:pic="http://schemas.openxmlformats.org/drawingml/2006/picture">
-                  <pic:nvPicPr>
-                    <pic:cNvPr id="0" name="Picture 2"/>
-                    <pic:cNvPicPr>
-                      <a:picLocks noChangeAspect="1" noChangeArrowheads="1"/>
-                    </pic:cNvPicPr>
-                  </pic:nvPicPr>
-                  <pic:blipFill>
-                    <a:blip r:embed="rId5">
-                      <a:extLst>
-                        <a:ext uri="{28A0092B-C50C-407E-A947-70E740481C1C}">
-                          <a14:useLocalDpi xmlns:a14="http://schemas.microsoft.com/office/drawing/2010/main" val="0"/>
-                        </a:ext>
-                      </a:extLst>
-                    </a:blip>
-                    <a:srcRect/>
-                    <a:stretch>
-                      <a:fillRect/>
-                    </a:stretch>
-                  </pic:blipFill>
-                  <pic:spPr bwMode="auto">
-                    <a:xfrm>
-                      <a:off x="0" y="0"/>
-                      <a:ext cx="2108200" cy="19050"/>
-                    </a:xfrm>
-                    <a:prstGeom prst="rect">
-                      <a:avLst/>
-                    </a:prstGeom>
-                    <a:noFill/>
-                    <a:ln>
-                      <a:noFill/>
-                    </a:ln>
-                  </pic:spPr>
-                </pic:pic>
-              </a:graphicData>
-            </a:graphic>
-          </wp:anchor>
-        </w:drawing>
-      </w:r>
-    </w:p>
-    <w:p>
-      <w:pPr>
-        <w:spacing w:before="120" w:line="360" w:lineRule="exact"/>
-        <w:jc w:val="center"/>
-        <w:rPr>
-          <w:rFonts w:ascii="Times New Roman" w:hAnsi="Times New Roman"/>
-        </w:rPr>
-      </w:pPr>
-      <w:r>
-        <w:rPr>
           <w:rStyle w:val="Emphasis"/>
           <w:rFonts w:ascii="Times New Roman" w:hAnsi="Times New Roman"/>
           <w:i w:val="0"/>
@@ -584,10 +502,10 @@
     <w:p>
       <w:pPr>
         <w:pBdr>
-          <w:top w:val="single" w:sz="4" w:space="1" w:color="auto"/>
-          <w:left w:val="single" w:sz="4" w:space="4" w:color="auto"/>
-          <w:bottom w:val="single" w:sz="4" w:space="0" w:color="auto"/>
-          <w:right w:val="single" w:sz="4" w:space="0" w:color="auto"/>
+          <w:top w:val="single" w:color="auto" w:sz="4" w:space="1"/>
+          <w:left w:val="single" w:color="auto" w:sz="4" w:space="4"/>
+          <w:bottom w:val="single" w:color="auto" w:sz="4" w:space="0"/>
+          <w:right w:val="single" w:color="auto" w:sz="4" w:space="0"/>
         </w:pBdr>
         <w:spacing w:before="120" w:line="360" w:lineRule="exact"/>
         <w:jc w:val="center"/>
@@ -602,101 +520,6 @@
           <w:szCs w:val="26"/>
         </w:rPr>
         <w:t>Ý kiến chỉ đạo của Lãnh đạo MobiFone Đồng Nai</w:t>
-      </w:r>
-    </w:p>
-    <w:p>
-      <w:pPr>
-        <w:pBdr>
-          <w:top w:val="single" w:sz="4" w:space="1" w:color="auto"/>
-          <w:left w:val="single" w:sz="4" w:space="4" w:color="auto"/>
-          <w:bottom w:val="single" w:sz="4" w:space="0" w:color="auto"/>
-          <w:right w:val="single" w:sz="4" w:space="0" w:color="auto"/>
-        </w:pBdr>
-        <w:spacing w:before="120" w:line="360" w:lineRule="exact"/>
-        <w:jc w:val="center"/>
-        <w:rPr>
-          <w:rFonts w:ascii="Times New Roman" w:hAnsi="Times New Roman"/>
-        </w:rPr>
-      </w:pPr>
-      <w:r>
-        <w:rPr>
-          <w:rFonts w:ascii="Times New Roman" w:hAnsi="Times New Roman"/>
-        </w:rPr>
-        <w:t> </w:t>
-      </w:r>
-    </w:p>
-    <w:p>
-      <w:pPr>
-        <w:pBdr>
-          <w:top w:val="single" w:sz="4" w:space="1" w:color="auto"/>
-          <w:left w:val="single" w:sz="4" w:space="4" w:color="auto"/>
-          <w:bottom w:val="single" w:sz="4" w:space="0" w:color="auto"/>
-          <w:right w:val="single" w:sz="4" w:space="0" w:color="auto"/>
-        </w:pBdr>
-        <w:spacing w:before="120" w:line="360" w:lineRule="exact"/>
-        <w:jc w:val="center"/>
-        <w:rPr>
-          <w:rFonts w:ascii="Times New Roman" w:hAnsi="Times New Roman"/>
-        </w:rPr>
-      </w:pPr>
-      <w:r>
-        <w:rPr>
-          <w:rFonts w:ascii="Times New Roman" w:hAnsi="Times New Roman"/>
-          <w:szCs w:val="28"/>
-          <w:lang w:val="sv-SE"/>
-        </w:rPr>
-        <w:t> </w:t>
-      </w:r>
-    </w:p>
-    <w:p>
-      <w:pPr>
-        <w:pBdr>
-          <w:top w:val="single" w:sz="4" w:space="1" w:color="auto"/>
-          <w:left w:val="single" w:sz="4" w:space="4" w:color="auto"/>
-          <w:bottom w:val="single" w:sz="4" w:space="0" w:color="auto"/>
-          <w:right w:val="single" w:sz="4" w:space="0" w:color="auto"/>
-        </w:pBdr>
-        <w:spacing w:before="120" w:line="360" w:lineRule="exact"/>
-        <w:jc w:val="center"/>
-        <w:rPr>
-          <w:rFonts w:ascii="Times New Roman" w:hAnsi="Times New Roman"/>
-        </w:rPr>
-      </w:pPr>
-    </w:p>
-    <w:p>
-      <w:pPr>
-        <w:pBdr>
-          <w:top w:val="single" w:sz="4" w:space="1" w:color="auto"/>
-          <w:left w:val="single" w:sz="4" w:space="4" w:color="auto"/>
-          <w:bottom w:val="single" w:sz="4" w:space="0" w:color="auto"/>
-          <w:right w:val="single" w:sz="4" w:space="0" w:color="auto"/>
-        </w:pBdr>
-        <w:spacing w:before="120" w:line="360" w:lineRule="exact"/>
-        <w:jc w:val="center"/>
-        <w:rPr>
-          <w:rFonts w:ascii="Times New Roman" w:hAnsi="Times New Roman"/>
-        </w:rPr>
-      </w:pPr>
-    </w:p>
-    <w:p>
-      <w:pPr>
-        <w:pBdr>
-          <w:top w:val="single" w:sz="4" w:space="1" w:color="auto"/>
-          <w:left w:val="single" w:sz="4" w:space="4" w:color="auto"/>
-          <w:bottom w:val="single" w:sz="4" w:space="0" w:color="auto"/>
-          <w:right w:val="single" w:sz="4" w:space="0" w:color="auto"/>
-        </w:pBdr>
-        <w:spacing w:before="120" w:line="360" w:lineRule="exact"/>
-        <w:jc w:val="center"/>
-        <w:rPr>
-          <w:rFonts w:ascii="Times New Roman" w:hAnsi="Times New Roman"/>
-        </w:rPr>
-      </w:pPr>
-      <w:r>
-        <w:rPr>
-          <w:rFonts w:ascii="Times New Roman" w:hAnsi="Times New Roman"/>
-        </w:rPr>
-        <w:t> </w:t>
       </w:r>
     </w:p>
     <w:p>
@@ -969,7 +792,7 @@
           <w:szCs w:val="26"/>
           <w:lang w:val="vi-VN"/>
         </w:rPr>
-        <w:t xml:space="preserve">     </w:t>
+        <w:t xml:space="preserve"> </w:t>
       </w:r>
       <w:r>
         <w:rPr>
@@ -1036,14 +859,14 @@
           <w:szCs w:val="26"/>
           <w:lang w:val="vi-VN"/>
         </w:rPr>
-        <w:t xml:space="preserve"> {{NEW_PRICE}} đồng/tháng (bằng chữ: {{NEW_PRICE_TEXT}})</w:t>
-      </w:r>
-      <w:r>
-        <w:rPr>
-          <w:rFonts w:ascii="Times New Roman" w:hAnsi="Times New Roman"/>
-          <w:szCs w:val="26"/>
-        </w:rPr>
-        <w:t xml:space="preserve">với đơn giá chi tiết theo các hạng mục như sau:  </w:t>
+        <w:t xml:space="preserve"> {{NEW_PRICE}} đồng/tháng (bằng chữ: {{NEW_PRICE_TEXT}}) với</w:t>
+      </w:r>
+      <w:r>
+        <w:rPr>
+          <w:rFonts w:ascii="Times New Roman" w:hAnsi="Times New Roman"/>
+          <w:szCs w:val="26"/>
+        </w:rPr>
+        <w:t xml:space="preserve"> đơn giá chi tiết theo các hạng mục như sau: </w:t>
       </w:r>
     </w:p>
     <w:tbl>
@@ -1051,12 +874,12 @@
         <w:tblW w:w="11143" w:type="dxa"/>
         <w:tblInd w:w="-905" w:type="dxa"/>
         <w:tblBorders>
-          <w:top w:val="single" w:sz="4" w:space="0" w:color="auto"/>
-          <w:left w:val="single" w:sz="4" w:space="0" w:color="auto"/>
-          <w:bottom w:val="single" w:sz="4" w:space="0" w:color="auto"/>
-          <w:right w:val="single" w:sz="4" w:space="0" w:color="auto"/>
-          <w:insideH w:val="single" w:sz="4" w:space="0" w:color="auto"/>
-          <w:insideV w:val="single" w:sz="4" w:space="0" w:color="auto"/>
+          <w:top w:val="single" w:color="auto" w:sz="4" w:space="0"/>
+          <w:left w:val="single" w:color="auto" w:sz="4" w:space="0"/>
+          <w:bottom w:val="single" w:color="auto" w:sz="4" w:space="0"/>
+          <w:right w:val="single" w:color="auto" w:sz="4" w:space="0"/>
+          <w:insideH w:val="single" w:color="auto" w:sz="4" w:space="0"/>
+          <w:insideV w:val="single" w:color="auto" w:sz="4" w:space="0"/>
         </w:tblBorders>
         <w:tblLook w:val="04A0" w:firstRow="1" w:lastRow="0" w:firstColumn="1" w:lastColumn="0" w:noHBand="0" w:noVBand="1"/>
       </w:tblPr>
@@ -1175,7 +998,7 @@
                 <w:bCs/>
                 <w:szCs w:val="26"/>
               </w:rPr>
-              <w:t>Giảm trừ  dùng chung</w:t>
+              <w:t>Giảm trừ dùng chung</w:t>
             </w:r>
           </w:p>
         </w:tc>
@@ -1923,29 +1746,6 @@
           <w:lang w:val="vi-VN"/>
         </w:rPr>
         <w:t>Viễn thông có cơ sở thực hiện./.</w:t>
-      </w:r>
-    </w:p>
-    <w:p>
-      <w:pPr>
-        <w:tabs>
-          <w:tab w:val="left" w:pos="426"/>
-          <w:tab w:val="left" w:pos="810"/>
-          <w:tab w:val="left" w:pos="3240"/>
-        </w:tabs>
-        <w:spacing w:before="120" w:line="360" w:lineRule="exact"/>
-        <w:ind w:left="540" w:firstLine="720"/>
-        <w:jc w:val="both"/>
-        <w:rPr>
-          <w:rFonts w:ascii="Times New Roman" w:hAnsi="Times New Roman"/>
-          <w:szCs w:val="26"/>
-        </w:rPr>
-      </w:pPr>
-      <w:r>
-        <w:rPr>
-          <w:rFonts w:ascii="Times New Roman" w:hAnsi="Times New Roman"/>
-          <w:szCs w:val="26"/>
-        </w:rPr>
-        <w:t> </w:t>
       </w:r>
     </w:p>
     <w:tbl>
@@ -2205,7 +2005,7 @@
                 <w:rFonts w:ascii="Times New Roman" w:hAnsi="Times New Roman"/>
                 <w:szCs w:val="26"/>
               </w:rPr>
-              <w:t xml:space="preserve">    </w:t>
+              <w:t xml:space="preserve"> </w:t>
             </w:r>
           </w:p>
         </w:tc>
@@ -2259,22 +2059,6 @@
         </w:tc>
       </w:tr>
     </w:tbl>
-    <w:p>
-      <w:pPr>
-        <w:tabs>
-          <w:tab w:val="left" w:pos="426"/>
-          <w:tab w:val="left" w:pos="810"/>
-          <w:tab w:val="left" w:pos="3240"/>
-        </w:tabs>
-        <w:spacing w:before="120" w:line="360" w:lineRule="exact"/>
-        <w:jc w:val="both"/>
-        <w:rPr>
-          <w:rFonts w:ascii="Times New Roman" w:hAnsi="Times New Roman"/>
-          <w:sz w:val="28"/>
-          <w:szCs w:val="28"/>
-        </w:rPr>
-      </w:pPr>
-    </w:p>
     <w:tbl>
       <w:tblPr>
         <w:tblpPr w:leftFromText="180" w:rightFromText="180" w:vertAnchor="text" w:horzAnchor="margin" w:tblpXSpec="center" w:tblpY="-832"/>
@@ -2388,7 +2172,7 @@
               <mc:AlternateContent>
                 <mc:Choice Requires="wps">
                   <w:drawing>
-                    <wp:anchor distT="4294967294" distB="4294967294" distL="114300" distR="114300" simplePos="0" relativeHeight="251667456" behindDoc="0" locked="0" layoutInCell="1" allowOverlap="1" wp14:anchorId="49CCB699" wp14:editId="4D85D922">
+                    <wp:anchor distT="4294967294" distB="4294967294" distL="114300" distR="114300" simplePos="0" relativeHeight="251667456" behindDoc="0" locked="0" layoutInCell="1" allowOverlap="1" wp14:editId="4D85D922" wp14:anchorId="49CCB699">
                       <wp:simplePos x="0" y="0"/>
                       <wp:positionH relativeFrom="column">
                         <wp:posOffset>776605</wp:posOffset>
@@ -2449,11 +2233,11 @@
                 </mc:Choice>
                 <mc:Fallback>
                   <w:pict>
-                    <v:shapetype w14:anchorId="631B8ED6" id="_x0000_t32" coordsize="21600,21600" o:spt="32" o:oned="t" path="m,l21600,21600e" filled="f">
-                      <v:path arrowok="t" fillok="f" o:connecttype="none"/>
+                    <v:shapetype id="_x0000_t32" coordsize="21600,21600" o:oned="t" filled="f" o:spt="32" path="m,l21600,21600e" w14:anchorId="631B8ED6">
+                      <v:path fillok="f" arrowok="t" o:connecttype="none"/>
                       <o:lock v:ext="edit" shapetype="t"/>
                     </v:shapetype>
-                    <v:shape id="Straight Arrow Connector 1977137422" o:spid="_x0000_s1026" type="#_x0000_t32" style="position:absolute;margin-left:61.15pt;margin-top:19.7pt;width:132pt;height:0;z-index:251667456;visibility:visible;mso-wrap-style:square;mso-width-percent:0;mso-height-percent:0;mso-wrap-distance-left:9pt;mso-wrap-distance-top:-6e-5mm;mso-wrap-distance-right:9pt;mso-wrap-distance-bottom:-6e-5mm;mso-position-horizontal:absolute;mso-position-horizontal-relative:text;mso-position-vertical:absolute;mso-position-vertical-relative:text;mso-width-percent:0;mso-height-percent:0;mso-width-relative:page;mso-height-relative:page" o:gfxdata="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"/>
+                    <v:shape id="Straight Arrow Connector 1977137422" style="position:absolute;margin-left:61.15pt;margin-top:19.7pt;width:132pt;height:0;z-index:251667456;visibility:visible;mso-wrap-style:square;mso-width-percent:0;mso-height-percent:0;mso-wrap-distance-left:9pt;mso-wrap-distance-top:-6e-5mm;mso-wrap-distance-right:9pt;mso-wrap-distance-bottom:-6e-5mm;mso-position-horizontal:absolute;mso-position-horizontal-relative:text;mso-position-vertical:absolute;mso-position-vertical-relative:text;mso-width-percent:0;mso-height-percent:0;mso-width-relative:page;mso-height-relative:page" o:spid="_x0000_s1026" type="#_x0000_t32" o:gfxdata="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"/>
                   </w:pict>
                 </mc:Fallback>
               </mc:AlternateContent>
@@ -2497,7 +2281,7 @@
               <mc:AlternateContent>
                 <mc:Choice Requires="wps">
                   <w:drawing>
-                    <wp:anchor distT="4294967294" distB="4294967294" distL="114300" distR="114300" simplePos="0" relativeHeight="251666432" behindDoc="0" locked="0" layoutInCell="1" allowOverlap="1" wp14:anchorId="22E7C71E" wp14:editId="30CE949A">
+                    <wp:anchor distT="4294967294" distB="4294967294" distL="114300" distR="114300" simplePos="0" relativeHeight="251666432" behindDoc="0" locked="0" layoutInCell="1" allowOverlap="1" wp14:editId="30CE949A" wp14:anchorId="22E7C71E">
                       <wp:simplePos x="0" y="0"/>
                       <wp:positionH relativeFrom="column">
                         <wp:posOffset>764540</wp:posOffset>
@@ -2558,7 +2342,7 @@
                 </mc:Choice>
                 <mc:Fallback>
                   <w:pict>
-                    <v:shape w14:anchorId="3582894D" id="Straight Arrow Connector 2093591429" o:spid="_x0000_s1026" type="#_x0000_t32" style="position:absolute;margin-left:60.2pt;margin-top:4.05pt;width:124.8pt;height:0;z-index:251666432;visibility:visible;mso-wrap-style:square;mso-width-percent:0;mso-height-percent:0;mso-wrap-distance-left:9pt;mso-wrap-distance-top:-6e-5mm;mso-wrap-distance-right:9pt;mso-wrap-distance-bottom:-6e-5mm;mso-position-horizontal:absolute;mso-position-horizontal-relative:text;mso-position-vertical:absolute;mso-position-vertical-relative:text;mso-width-percent:0;mso-height-percent:0;mso-width-relative:page;mso-height-relative:page" o:gfxdata="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"/>
+                    <v:shape id="Straight Arrow Connector 2093591429" style="position:absolute;margin-left:60.2pt;margin-top:4.05pt;width:124.8pt;height:0;z-index:251666432;visibility:visible;mso-wrap-style:square;mso-width-percent:0;mso-height-percent:0;mso-wrap-distance-left:9pt;mso-wrap-distance-top:-6e-5mm;mso-wrap-distance-right:9pt;mso-wrap-distance-bottom:-6e-5mm;mso-position-horizontal:absolute;mso-position-horizontal-relative:text;mso-position-vertical:absolute;mso-position-vertical-relative:text;mso-width-percent:0;mso-height-percent:0;mso-width-relative:page;mso-height-relative:page" o:spid="_x0000_s1026" type="#_x0000_t32" o:gfxdata="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" w14:anchorId="3582894D"/>
                   </w:pict>
                 </mc:Fallback>
               </mc:AlternateContent>
@@ -2587,6 +2371,14 @@
     </w:tbl>
     <w:p>
       <w:pPr>
+        <w:spacing w:before="0" w:after="0"/>
+      </w:pPr>
+      <w:r>
+        <w:t>{#IS_TRONG_KHUNG}</w:t>
+      </w:r>
+    </w:p>
+    <w:p>
+      <w:pPr>
         <w:pStyle w:val="NormalWeb"/>
         <w:spacing w:before="0" w:beforeAutospacing="0" w:after="0" w:afterAutospacing="0"/>
         <w:jc w:val="center"/>
@@ -2636,12 +2428,23 @@
       <w:pPr>
         <w:pStyle w:val="NormalWeb"/>
         <w:spacing w:before="0" w:beforeAutospacing="0" w:after="0" w:afterAutospacing="0"/>
-        <w:jc w:val="center"/>
-        <w:rPr>
+        <w:ind w:firstLine="709"/>
+        <w:jc w:val="both"/>
+        <w:rPr>
+          <w:bCs/>
           <w:sz w:val="26"/>
           <w:szCs w:val="26"/>
         </w:rPr>
       </w:pPr>
+      <w:r>
+        <w:rPr>
+          <w:rFonts w:eastAsia="Times New Roman"/>
+          <w:bCs/>
+          <w:sz w:val="26"/>
+          <w:szCs w:val="26"/>
+        </w:rPr>
+        <w:t>Căn cứ vào hợp đồng số {{CONTRACT_NO}} ký ngày {{CONTRACT_DATE}} giữa Trung tâm mạng lưới MobiFone miền Nam và Ông/Bà {{OWNER_NAME}} về việc thuê vị trí đặt trạm điện thoại di động tại: {{ADDRESS_OLD}} (ID trạm: {{SITE_ID}}).</w:t>
+      </w:r>
     </w:p>
     <w:p>
       <w:pPr>
@@ -2650,28 +2453,6 @@
         <w:ind w:firstLine="709"/>
         <w:jc w:val="both"/>
         <w:rPr>
-          <w:bCs/>
-          <w:sz w:val="26"/>
-          <w:szCs w:val="26"/>
-        </w:rPr>
-      </w:pPr>
-      <w:r>
-        <w:rPr>
-          <w:rFonts w:eastAsia="Times New Roman"/>
-          <w:bCs/>
-          <w:sz w:val="26"/>
-          <w:szCs w:val="26"/>
-        </w:rPr>
-        <w:t>Căn cứ vào hợp đồng số {{CONTRACT_NO}} ký ngày {{CONTRACT_DATE}} giữa Trung tâm mạng lưới MobiFone miền Nam và Ông/Bà {{OWNER_NAME}} về việc thuê vị trí đặt trạm điện thoại di động tại: {{ADDRESS_OLD}} (ID trạm: {{SITE_ID}}).</w:t>
-      </w:r>
-    </w:p>
-    <w:p>
-      <w:pPr>
-        <w:pStyle w:val="NormalWeb"/>
-        <w:spacing w:before="0" w:beforeAutospacing="0" w:after="0" w:afterAutospacing="0"/>
-        <w:ind w:firstLine="709"/>
-        <w:jc w:val="both"/>
-        <w:rPr>
           <w:sz w:val="26"/>
           <w:szCs w:val="26"/>
         </w:rPr>
@@ -2689,7 +2470,7 @@
           <w:sz w:val="26"/>
           <w:szCs w:val="26"/>
         </w:rPr>
-        <w:t xml:space="preserve"> Hôm nay, ngày        tháng          năm   202</w:t>
+        <w:t xml:space="preserve"> Hôm nay, ngày        tháng          năm 202</w:t>
       </w:r>
       <w:r>
         <w:rPr>
@@ -2704,14 +2485,14 @@
           <w:sz w:val="26"/>
           <w:szCs w:val="26"/>
         </w:rPr>
-        <w:t xml:space="preserve">  tại </w:t>
+        <w:t xml:space="preserve"> tại</w:t>
       </w:r>
       <w:r>
         <w:rPr>
           <w:sz w:val="26"/>
           <w:szCs w:val="26"/>
         </w:rPr>
-        <w:t xml:space="preserve">tại </w:t>
+        <w:t xml:space="preserve"> </w:t>
       </w:r>
       <w:r>
         <w:rPr>
@@ -2892,8 +2673,8 @@
                 <w:szCs w:val="26"/>
               </w:rPr>
             </w:pPr>
-            <w:bookmarkStart w:id="0" w:name="_Hlk65570467"/>
-            <w:bookmarkStart w:id="1" w:name="_Hlk76457538"/>
+            <w:bookmarkStart w:name="_Hlk65570467" w:id="0"/>
+            <w:bookmarkStart w:name="_Hlk76457538" w:id="1"/>
             <w:r>
               <w:rPr>
                 <w:rFonts w:ascii="Times New Roman" w:hAnsi="Times New Roman"/>
@@ -3044,7 +2825,7 @@
             <w:r>
               <w:rPr>
                 <w:rStyle w:val="Emphasis"/>
-                <w:rFonts w:ascii="Times New Roman" w:eastAsiaTheme="majorEastAsia" w:hAnsi="Times New Roman"/>
+                <w:rFonts w:ascii="Times New Roman" w:hAnsi="Times New Roman" w:eastAsiaTheme="majorEastAsia"/>
                 <w:b/>
                 <w:bCs/>
                 <w:i w:val="0"/>
@@ -3427,17 +3208,6 @@
         <w:t>3/ Biên bản này được lập thành 02 bản, mỗi bên giữ 01 bản có giá trị pháp lý như nhau</w:t>
       </w:r>
     </w:p>
-    <w:p>
-      <w:pPr>
-        <w:spacing w:before="120" w:line="320" w:lineRule="exact"/>
-        <w:jc w:val="both"/>
-        <w:rPr>
-          <w:rFonts w:ascii="Times New Roman" w:hAnsi="Times New Roman"/>
-          <w:sz w:val="28"/>
-          <w:szCs w:val="28"/>
-        </w:rPr>
-      </w:pPr>
-    </w:p>
     <w:tbl>
       <w:tblPr>
         <w:tblW w:w="10440" w:type="dxa"/>
@@ -3493,7 +3263,7 @@
                 <w:rFonts w:ascii="Times New Roman" w:hAnsi="Times New Roman"/>
                 <w:szCs w:val="28"/>
               </w:rPr>
-              <w:t xml:space="preserve">                 </w:t>
+              <w:t xml:space="preserve">             </w:t>
             </w:r>
           </w:p>
           <w:p>
@@ -3677,11 +3447,6 @@
         </w:tc>
       </w:tr>
     </w:tbl>
-    <w:p>
-      <w:r>
-        <w:br w:type="page"/>
-      </w:r>
-    </w:p>
     <w:tbl>
       <w:tblPr>
         <w:tblpPr w:leftFromText="180" w:rightFromText="180" w:vertAnchor="text" w:horzAnchor="margin" w:tblpXSpec="center" w:tblpY="-832"/>
@@ -3795,7 +3560,7 @@
               <mc:AlternateContent>
                 <mc:Choice Requires="wps">
                   <w:drawing>
-                    <wp:anchor distT="4294967294" distB="4294967294" distL="114300" distR="114300" simplePos="0" relativeHeight="251664384" behindDoc="0" locked="0" layoutInCell="1" allowOverlap="1" wp14:anchorId="69335A19" wp14:editId="721454E2">
+                    <wp:anchor distT="4294967294" distB="4294967294" distL="114300" distR="114300" simplePos="0" relativeHeight="251664384" behindDoc="0" locked="0" layoutInCell="1" allowOverlap="1" wp14:editId="721454E2" wp14:anchorId="69335A19">
                       <wp:simplePos x="0" y="0"/>
                       <wp:positionH relativeFrom="column">
                         <wp:posOffset>776605</wp:posOffset>
@@ -3856,7 +3621,7 @@
                 </mc:Choice>
                 <mc:Fallback>
                   <w:pict>
-                    <v:shape w14:anchorId="18EC2693" id="Straight Arrow Connector 4" o:spid="_x0000_s1026" type="#_x0000_t32" style="position:absolute;margin-left:61.15pt;margin-top:19.7pt;width:132pt;height:0;z-index:251664384;visibility:visible;mso-wrap-style:square;mso-width-percent:0;mso-height-percent:0;mso-wrap-distance-left:9pt;mso-wrap-distance-top:-6e-5mm;mso-wrap-distance-right:9pt;mso-wrap-distance-bottom:-6e-5mm;mso-position-horizontal:absolute;mso-position-horizontal-relative:text;mso-position-vertical:absolute;mso-position-vertical-relative:text;mso-width-percent:0;mso-height-percent:0;mso-width-relative:page;mso-height-relative:page" o:gfxdata="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"/>
+                    <v:shape id="Straight Arrow Connector 4" style="position:absolute;margin-left:61.15pt;margin-top:19.7pt;width:132pt;height:0;z-index:251664384;visibility:visible;mso-wrap-style:square;mso-width-percent:0;mso-height-percent:0;mso-wrap-distance-left:9pt;mso-wrap-distance-top:-6e-5mm;mso-wrap-distance-right:9pt;mso-wrap-distance-bottom:-6e-5mm;mso-position-horizontal:absolute;mso-position-horizontal-relative:text;mso-position-vertical:absolute;mso-position-vertical-relative:text;mso-width-percent:0;mso-height-percent:0;mso-width-relative:page;mso-height-relative:page" o:spid="_x0000_s1026" type="#_x0000_t32" o:gfxdata="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" w14:anchorId="18EC2693"/>
                   </w:pict>
                 </mc:Fallback>
               </mc:AlternateContent>
@@ -3900,7 +3665,7 @@
               <mc:AlternateContent>
                 <mc:Choice Requires="wps">
                   <w:drawing>
-                    <wp:anchor distT="4294967294" distB="4294967294" distL="114300" distR="114300" simplePos="0" relativeHeight="251663360" behindDoc="0" locked="0" layoutInCell="1" allowOverlap="1" wp14:anchorId="11096036" wp14:editId="2FBC9FB5">
+                    <wp:anchor distT="4294967294" distB="4294967294" distL="114300" distR="114300" simplePos="0" relativeHeight="251663360" behindDoc="0" locked="0" layoutInCell="1" allowOverlap="1" wp14:editId="2FBC9FB5" wp14:anchorId="11096036">
                       <wp:simplePos x="0" y="0"/>
                       <wp:positionH relativeFrom="column">
                         <wp:posOffset>764540</wp:posOffset>
@@ -3961,7 +3726,7 @@
                 </mc:Choice>
                 <mc:Fallback>
                   <w:pict>
-                    <v:shape w14:anchorId="0680D1E1" id="Straight Arrow Connector 5" o:spid="_x0000_s1026" type="#_x0000_t32" style="position:absolute;margin-left:60.2pt;margin-top:4.05pt;width:124.8pt;height:0;z-index:251663360;visibility:visible;mso-wrap-style:square;mso-width-percent:0;mso-height-percent:0;mso-wrap-distance-left:9pt;mso-wrap-distance-top:-6e-5mm;mso-wrap-distance-right:9pt;mso-wrap-distance-bottom:-6e-5mm;mso-position-horizontal:absolute;mso-position-horizontal-relative:text;mso-position-vertical:absolute;mso-position-vertical-relative:text;mso-width-percent:0;mso-height-percent:0;mso-width-relative:page;mso-height-relative:page" o:gfxdata="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"/>
+                    <v:shape id="Straight Arrow Connector 5" style="position:absolute;margin-left:60.2pt;margin-top:4.05pt;width:124.8pt;height:0;z-index:251663360;visibility:visible;mso-wrap-style:square;mso-width-percent:0;mso-height-percent:0;mso-wrap-distance-left:9pt;mso-wrap-distance-top:-6e-5mm;mso-wrap-distance-right:9pt;mso-wrap-distance-bottom:-6e-5mm;mso-position-horizontal:absolute;mso-position-horizontal-relative:text;mso-position-vertical:absolute;mso-position-vertical-relative:text;mso-width-percent:0;mso-height-percent:0;mso-width-relative:page;mso-height-relative:page" o:spid="_x0000_s1026" type="#_x0000_t32" o:gfxdata="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" w14:anchorId="0680D1E1"/>
                   </w:pict>
                 </mc:Fallback>
               </mc:AlternateContent>
@@ -4045,7 +3810,7 @@
       </w:r>
       <w:r>
         <w:rPr>
-          <w:rFonts w:ascii="Times New Roman" w:eastAsiaTheme="majorEastAsia" w:hAnsi="Times New Roman"/>
+          <w:rFonts w:ascii="Times New Roman" w:hAnsi="Times New Roman" w:eastAsiaTheme="majorEastAsia"/>
           <w:szCs w:val="26"/>
         </w:rPr>
         <w:t xml:space="preserve"> </w:t>
@@ -4134,7 +3899,7 @@
           <w:lang w:val="vi-VN"/>
         </w:rPr>
       </w:pPr>
-      <w:bookmarkStart w:id="2" w:name="_Hlk76390970"/>
+      <w:bookmarkStart w:name="_Hlk76390970" w:id="2"/>
       <w:r>
         <w:rPr>
           <w:rFonts w:ascii="Times New Roman" w:hAnsi="Times New Roman"/>
@@ -4148,7 +3913,7 @@
       <w:bookmarkEnd w:id="2"/>
       <w:r>
         <w:rPr>
-          <w:rFonts w:ascii="Times New Roman" w:eastAsiaTheme="minorEastAsia" w:hAnsi="Times New Roman"/>
+          <w:rFonts w:ascii="Times New Roman" w:hAnsi="Times New Roman" w:eastAsiaTheme="minorEastAsia"/>
           <w:bCs/>
           <w:i/>
           <w:szCs w:val="26"/>
@@ -4158,7 +3923,7 @@
       </w:r>
       <w:r>
         <w:rPr>
-          <w:rFonts w:ascii="Times New Roman" w:eastAsiaTheme="minorEastAsia" w:hAnsi="Times New Roman"/>
+          <w:rFonts w:ascii="Times New Roman" w:hAnsi="Times New Roman" w:eastAsiaTheme="minorEastAsia"/>
           <w:b/>
           <w:i/>
           <w:szCs w:val="26"/>
@@ -4166,19 +3931,6 @@
         </w:rPr>
         <w:t>HĐ-MBF.ĐNa-VT</w:t>
       </w:r>
-    </w:p>
-    <w:p>
-      <w:pPr>
-        <w:widowControl w:val="0"/>
-        <w:jc w:val="center"/>
-        <w:rPr>
-          <w:rFonts w:ascii="Times New Roman" w:hAnsi="Times New Roman"/>
-          <w:b/>
-          <w:bCs/>
-          <w:szCs w:val="26"/>
-          <w:lang w:val="vi-VN"/>
-        </w:rPr>
-      </w:pPr>
     </w:p>
     <w:p>
       <w:pPr>
@@ -4575,7 +4327,7 @@
           <w:rFonts w:ascii="Times New Roman" w:hAnsi="Times New Roman"/>
           <w:szCs w:val="26"/>
         </w:rPr>
-        <w:t xml:space="preserve">Điện thọai   </w:t>
+        <w:t xml:space="preserve">Điện thoại </w:t>
       </w:r>
       <w:r>
         <w:rPr>
@@ -4790,7 +4542,7 @@
       <w:r>
         <w:rPr>
           <w:rStyle w:val="Emphasis"/>
-          <w:rFonts w:ascii="Times New Roman" w:eastAsiaTheme="majorEastAsia" w:hAnsi="Times New Roman"/>
+          <w:rFonts w:ascii="Times New Roman" w:hAnsi="Times New Roman" w:eastAsiaTheme="majorEastAsia"/>
           <w:b/>
           <w:bCs/>
           <w:i w:val="0"/>
@@ -5433,25 +5185,6 @@
         <w:jc w:val="both"/>
         <w:rPr>
           <w:rFonts w:ascii="Times New Roman" w:hAnsi="Times New Roman"/>
-          <w:iCs/>
-          <w:szCs w:val="26"/>
-          <w:lang w:val="da-DK"/>
-        </w:rPr>
-      </w:pPr>
-    </w:p>
-    <w:p>
-      <w:pPr>
-        <w:widowControl w:val="0"/>
-        <w:tabs>
-          <w:tab w:val="left" w:pos="993"/>
-        </w:tabs>
-        <w:autoSpaceDE w:val="0"/>
-        <w:autoSpaceDN w:val="0"/>
-        <w:spacing w:before="60" w:after="60"/>
-        <w:ind w:left="720"/>
-        <w:jc w:val="both"/>
-        <w:rPr>
-          <w:rFonts w:ascii="Times New Roman" w:hAnsi="Times New Roman"/>
           <w:szCs w:val="26"/>
           <w:lang w:val="da-DK"/>
         </w:rPr>
@@ -5555,7 +5288,7 @@
           <w:szCs w:val="26"/>
           <w:lang w:val="da-DK"/>
         </w:rPr>
-        <w:t xml:space="preserve">Bên A đồng ý cho Bên B sử dụng mặt bằng, cở sở hạ tầng trạm BTS như trên để triển khai lắp đặt các thiết bị trạm thông tin di động và khai thác hạ tầng các mạng thông tin, truyền thông theo đúng quy định của pháp luật. </w:t>
+        <w:t xml:space="preserve">Bên A đồng ý cho Bên B sử dụng mặt bằng, cơ sở hạ tầng trạm BTS như trên để triển khai lắp đặt các thiết bị trạm thông tin di động và khai thác hạ tầng các mạng thông tin, truyền thông theo đúng quy định của pháp luật. </w:t>
       </w:r>
     </w:p>
     <w:p>
@@ -5894,7 +5627,7 @@
           <w:sz w:val="26"/>
           <w:szCs w:val="26"/>
         </w:rPr>
-        <w:t xml:space="preserve">  1. Thời hạn thuê: Từ ngày {{START_DATE}} đến ngày </w:t>
+        <w:t xml:space="preserve"> 1. Thời hạn thuê: Từ ngày {{START_DATE}} đến ngày </w:t>
       </w:r>
       <w:r>
         <w:rPr>
@@ -6278,7 +6011,7 @@
           <w:szCs w:val="26"/>
           <w:lang w:val="vi-VN"/>
         </w:rPr>
-        <w:t>Trường hợp thay đổi thông tin tài khoản nhận thanh toán, Bên B phải báo trước bằng văn bản cho bên A chậm nhất là 30 ngày trước khi đến hạn của chu kỳ thanh toán kế tiếp và hai bên sẽ tiến hành ký phụ lục điều chỉnh thông tin tài khoản nhận tiền  thanh toán.</w:t>
+        <w:t>Trường hợp thay đổi thông tin tài khoản nhận thanh toán, Bên B phải báo trước bằng văn bản cho bên A chậm nhất là 30 ngày trước khi đến hạn của chu kỳ thanh toán kế tiếp và hai bên sẽ tiến hành ký phụ lục điều chỉnh thông tin tài khoản nhận tiền thanh toán.</w:t>
       </w:r>
     </w:p>
     <w:p>
@@ -6428,19 +6161,6 @@
         </w:rPr>
         <w:t>thể:</w:t>
       </w:r>
-    </w:p>
-    <w:p>
-      <w:pPr>
-        <w:pStyle w:val="ListParagraph"/>
-        <w:spacing w:before="120" w:line="320" w:lineRule="exact"/>
-        <w:jc w:val="both"/>
-        <w:rPr>
-          <w:rFonts w:ascii="Times New Roman" w:hAnsi="Times New Roman"/>
-          <w:i/>
-          <w:szCs w:val="26"/>
-          <w:lang w:val="en-SG"/>
-        </w:rPr>
-      </w:pPr>
     </w:p>
     <w:tbl>
       <w:tblPr>
@@ -6481,22 +6201,6 @@
     <w:p>
       <w:pPr>
         <w:widowControl w:val="0"/>
-        <w:spacing w:before="120" w:line="360" w:lineRule="atLeast"/>
-        <w:ind w:firstLine="720"/>
-        <w:jc w:val="both"/>
-        <w:rPr>
-          <w:rFonts w:ascii="Times New Roman" w:hAnsi="Times New Roman"/>
-          <w:bCs/>
-          <w:iCs/>
-          <w:spacing w:val="-2"/>
-          <w:szCs w:val="26"/>
-          <w:lang w:val="da-DK"/>
-        </w:rPr>
-      </w:pPr>
-    </w:p>
-    <w:p>
-      <w:pPr>
-        <w:widowControl w:val="0"/>
         <w:spacing w:before="120"/>
         <w:ind w:firstLine="720"/>
         <w:jc w:val="both"/>
@@ -6630,7 +6334,7 @@
         <w:tab/>
         <w:t xml:space="preserve">: </w:t>
       </w:r>
-      <w:bookmarkStart w:id="3" w:name="_Hlk220074608"/>
+      <w:bookmarkStart w:name="_Hlk220074608" w:id="3"/>
       <w:r>
         <w:rPr>
           <w:rFonts w:ascii="Times New Roman" w:hAnsi="Times New Roman"/>
@@ -7304,7 +7008,7 @@
           <w:szCs w:val="26"/>
           <w:lang w:val="da-DK"/>
         </w:rPr>
-        <w:t xml:space="preserve"> -    Cho bên B đặt đồng hồ điện kế trong nhà và có trách nhiệm trông coi điện kế, hỗ trợ điện lực ghi chỉ số điện hàng tháng. Bên A không được sử dụng nguồn điện cấp cho trạm BTS cho mục đích sử dụng riêng. Tuyệt đối không được phép tự ý ngắt, cúp cầu dao, CB… làm mất điện lưới của trạm. Nếu vi phạm sẽ bị xử phạt theo quy định về đảm bảo an toàn thông tin liên lac và tần số vô tuyến điện, </w:t>
+        <w:t xml:space="preserve"> -    Cho bên B đặt đồng hồ điện kế trong nhà và có trách nhiệm trông coi điện kế, hỗ trợ điện lực ghi chỉ số điện hàng tháng. Bên A không được sử dụng nguồn điện cấp cho trạm BTS cho mục đích sử dụng riêng. Tuyệt đối không được phép tự ý ngắt, cúp cầu dao, CB… làm mất điện lưới của trạm. Nếu vi phạm sẽ bị xử phạt theo quy định về đảm bảo an toàn thông tin liên lạc và tần số vô tuyến điện, </w:t>
       </w:r>
       <w:r>
         <w:rPr>
@@ -7431,7 +7135,7 @@
           <w:szCs w:val="26"/>
           <w:lang w:val="vi-VN"/>
         </w:rPr>
-        <w:t xml:space="preserve"> quản lý, sữa chữa, bảo dưỡng định kỳ các hạng mục cơ sở hạ tầng cho thuê </w:t>
+        <w:t xml:space="preserve"> quản lý, sửa chữa, bảo dưỡng định kỳ các hạng mục cơ sở hạ tầng cho thuê </w:t>
       </w:r>
       <w:r>
         <w:rPr>
@@ -7454,23 +7158,6 @@
         </w:rPr>
         <w:t xml:space="preserve"> theo tần suất trung bình tối thiểu như sau:</w:t>
       </w:r>
-    </w:p>
-    <w:p>
-      <w:pPr>
-        <w:pStyle w:val="BodyTextIndent3"/>
-        <w:tabs>
-          <w:tab w:val="left" w:pos="993"/>
-        </w:tabs>
-        <w:spacing w:before="60" w:after="60" w:line="276" w:lineRule="auto"/>
-        <w:ind w:left="720"/>
-        <w:rPr>
-          <w:rFonts w:ascii="Times New Roman" w:hAnsi="Times New Roman"/>
-          <w:spacing w:val="-2"/>
-          <w:sz w:val="26"/>
-          <w:szCs w:val="26"/>
-          <w:lang w:val="vi-VN"/>
-        </w:rPr>
-      </w:pPr>
     </w:p>
     <w:tbl>
       <w:tblPr>
@@ -7495,10 +7182,10 @@
             <w:tcW w:w="9067" w:type="dxa"/>
             <w:gridSpan w:val="4"/>
             <w:tcBorders>
-              <w:top w:val="single" w:sz="4" w:space="0" w:color="auto"/>
-              <w:left w:val="single" w:sz="4" w:space="0" w:color="auto"/>
-              <w:bottom w:val="single" w:sz="4" w:space="0" w:color="auto"/>
-              <w:right w:val="single" w:sz="4" w:space="0" w:color="auto"/>
+              <w:top w:val="single" w:color="auto" w:sz="4" w:space="0"/>
+              <w:left w:val="single" w:color="auto" w:sz="4" w:space="0"/>
+              <w:bottom w:val="single" w:color="auto" w:sz="4" w:space="0"/>
+              <w:right w:val="single" w:color="auto" w:sz="4" w:space="0"/>
             </w:tcBorders>
             <w:noWrap/>
             <w:vAlign w:val="center"/>
@@ -7535,10 +7222,10 @@
           <w:tcPr>
             <w:tcW w:w="851" w:type="dxa"/>
             <w:tcBorders>
-              <w:top w:val="single" w:sz="4" w:space="0" w:color="auto"/>
-              <w:left w:val="single" w:sz="4" w:space="0" w:color="auto"/>
-              <w:bottom w:val="single" w:sz="4" w:space="0" w:color="auto"/>
-              <w:right w:val="single" w:sz="4" w:space="0" w:color="auto"/>
+              <w:top w:val="single" w:color="auto" w:sz="4" w:space="0"/>
+              <w:left w:val="single" w:color="auto" w:sz="4" w:space="0"/>
+              <w:bottom w:val="single" w:color="auto" w:sz="4" w:space="0"/>
+              <w:right w:val="single" w:color="auto" w:sz="4" w:space="0"/>
             </w:tcBorders>
             <w:noWrap/>
             <w:vAlign w:val="center"/>
@@ -7567,10 +7254,10 @@
           <w:tcPr>
             <w:tcW w:w="3260" w:type="dxa"/>
             <w:tcBorders>
-              <w:top w:val="single" w:sz="4" w:space="0" w:color="auto"/>
+              <w:top w:val="single" w:color="auto" w:sz="4" w:space="0"/>
               <w:left w:val="nil"/>
-              <w:bottom w:val="single" w:sz="4" w:space="0" w:color="auto"/>
-              <w:right w:val="single" w:sz="4" w:space="0" w:color="auto"/>
+              <w:bottom w:val="single" w:color="auto" w:sz="4" w:space="0"/>
+              <w:right w:val="single" w:color="auto" w:sz="4" w:space="0"/>
             </w:tcBorders>
             <w:noWrap/>
             <w:vAlign w:val="center"/>
@@ -7599,10 +7286,10 @@
           <w:tcPr>
             <w:tcW w:w="2410" w:type="dxa"/>
             <w:tcBorders>
-              <w:top w:val="single" w:sz="4" w:space="0" w:color="auto"/>
+              <w:top w:val="single" w:color="auto" w:sz="4" w:space="0"/>
               <w:left w:val="nil"/>
-              <w:bottom w:val="single" w:sz="4" w:space="0" w:color="auto"/>
-              <w:right w:val="single" w:sz="4" w:space="0" w:color="auto"/>
+              <w:bottom w:val="single" w:color="auto" w:sz="4" w:space="0"/>
+              <w:right w:val="single" w:color="auto" w:sz="4" w:space="0"/>
             </w:tcBorders>
             <w:noWrap/>
             <w:vAlign w:val="center"/>
@@ -7631,10 +7318,10 @@
           <w:tcPr>
             <w:tcW w:w="2546" w:type="dxa"/>
             <w:tcBorders>
-              <w:top w:val="single" w:sz="4" w:space="0" w:color="auto"/>
+              <w:top w:val="single" w:color="auto" w:sz="4" w:space="0"/>
               <w:left w:val="nil"/>
-              <w:bottom w:val="single" w:sz="4" w:space="0" w:color="auto"/>
-              <w:right w:val="single" w:sz="4" w:space="0" w:color="auto"/>
+              <w:bottom w:val="single" w:color="auto" w:sz="4" w:space="0"/>
+              <w:right w:val="single" w:color="auto" w:sz="4" w:space="0"/>
             </w:tcBorders>
             <w:noWrap/>
             <w:vAlign w:val="center"/>
@@ -7668,9 +7355,9 @@
             <w:tcW w:w="851" w:type="dxa"/>
             <w:tcBorders>
               <w:top w:val="nil"/>
-              <w:left w:val="single" w:sz="4" w:space="0" w:color="auto"/>
-              <w:bottom w:val="single" w:sz="4" w:space="0" w:color="auto"/>
-              <w:right w:val="single" w:sz="4" w:space="0" w:color="auto"/>
+              <w:left w:val="single" w:color="auto" w:sz="4" w:space="0"/>
+              <w:bottom w:val="single" w:color="auto" w:sz="4" w:space="0"/>
+              <w:right w:val="single" w:color="auto" w:sz="4" w:space="0"/>
             </w:tcBorders>
             <w:noWrap/>
             <w:vAlign w:val="center"/>
@@ -7699,10 +7386,10 @@
           <w:tcPr>
             <w:tcW w:w="3260" w:type="dxa"/>
             <w:tcBorders>
-              <w:top w:val="single" w:sz="4" w:space="0" w:color="auto"/>
+              <w:top w:val="single" w:color="auto" w:sz="4" w:space="0"/>
               <w:left w:val="nil"/>
-              <w:bottom w:val="single" w:sz="4" w:space="0" w:color="auto"/>
-              <w:right w:val="single" w:sz="4" w:space="0" w:color="000000"/>
+              <w:bottom w:val="single" w:color="auto" w:sz="4" w:space="0"/>
+              <w:right w:val="single" w:color="000000" w:sz="4" w:space="0"/>
             </w:tcBorders>
             <w:noWrap/>
             <w:vAlign w:val="center"/>
@@ -7730,10 +7417,10 @@
           <w:tcPr>
             <w:tcW w:w="2410" w:type="dxa"/>
             <w:tcBorders>
-              <w:top w:val="single" w:sz="4" w:space="0" w:color="auto"/>
+              <w:top w:val="single" w:color="auto" w:sz="4" w:space="0"/>
               <w:left w:val="nil"/>
-              <w:bottom w:val="single" w:sz="4" w:space="0" w:color="auto"/>
-              <w:right w:val="single" w:sz="4" w:space="0" w:color="auto"/>
+              <w:bottom w:val="single" w:color="auto" w:sz="4" w:space="0"/>
+              <w:right w:val="single" w:color="auto" w:sz="4" w:space="0"/>
             </w:tcBorders>
             <w:noWrap/>
             <w:vAlign w:val="center"/>
@@ -7761,10 +7448,10 @@
             <w:tcW w:w="2546" w:type="dxa"/>
             <w:vMerge w:val="restart"/>
             <w:tcBorders>
-              <w:top w:val="single" w:sz="4" w:space="0" w:color="auto"/>
-              <w:left w:val="single" w:sz="4" w:space="0" w:color="auto"/>
-              <w:bottom w:val="single" w:sz="4" w:space="0" w:color="auto"/>
-              <w:right w:val="single" w:sz="4" w:space="0" w:color="auto"/>
+              <w:top w:val="single" w:color="auto" w:sz="4" w:space="0"/>
+              <w:left w:val="single" w:color="auto" w:sz="4" w:space="0"/>
+              <w:bottom w:val="single" w:color="auto" w:sz="4" w:space="0"/>
+              <w:right w:val="single" w:color="auto" w:sz="4" w:space="0"/>
             </w:tcBorders>
             <w:noWrap/>
             <w:vAlign w:val="center"/>
@@ -7797,10 +7484,10 @@
           <w:tcPr>
             <w:tcW w:w="851" w:type="dxa"/>
             <w:tcBorders>
-              <w:top w:val="single" w:sz="4" w:space="0" w:color="auto"/>
-              <w:left w:val="single" w:sz="4" w:space="0" w:color="auto"/>
-              <w:bottom w:val="single" w:sz="4" w:space="0" w:color="auto"/>
-              <w:right w:val="single" w:sz="4" w:space="0" w:color="auto"/>
+              <w:top w:val="single" w:color="auto" w:sz="4" w:space="0"/>
+              <w:left w:val="single" w:color="auto" w:sz="4" w:space="0"/>
+              <w:bottom w:val="single" w:color="auto" w:sz="4" w:space="0"/>
+              <w:right w:val="single" w:color="auto" w:sz="4" w:space="0"/>
             </w:tcBorders>
             <w:noWrap/>
             <w:vAlign w:val="center"/>
@@ -7829,10 +7516,10 @@
           <w:tcPr>
             <w:tcW w:w="3260" w:type="dxa"/>
             <w:tcBorders>
-              <w:top w:val="single" w:sz="4" w:space="0" w:color="auto"/>
+              <w:top w:val="single" w:color="auto" w:sz="4" w:space="0"/>
               <w:left w:val="nil"/>
-              <w:bottom w:val="single" w:sz="4" w:space="0" w:color="auto"/>
-              <w:right w:val="single" w:sz="4" w:space="0" w:color="000000"/>
+              <w:bottom w:val="single" w:color="auto" w:sz="4" w:space="0"/>
+              <w:right w:val="single" w:color="000000" w:sz="4" w:space="0"/>
             </w:tcBorders>
             <w:noWrap/>
             <w:vAlign w:val="center"/>
@@ -7859,10 +7546,10 @@
           <w:tcPr>
             <w:tcW w:w="2410" w:type="dxa"/>
             <w:tcBorders>
-              <w:top w:val="single" w:sz="4" w:space="0" w:color="auto"/>
+              <w:top w:val="single" w:color="auto" w:sz="4" w:space="0"/>
               <w:left w:val="nil"/>
-              <w:bottom w:val="single" w:sz="4" w:space="0" w:color="auto"/>
-              <w:right w:val="single" w:sz="4" w:space="0" w:color="auto"/>
+              <w:bottom w:val="single" w:color="auto" w:sz="4" w:space="0"/>
+              <w:right w:val="single" w:color="auto" w:sz="4" w:space="0"/>
             </w:tcBorders>
             <w:noWrap/>
             <w:vAlign w:val="center"/>
@@ -7890,9 +7577,9 @@
             <w:tcW w:w="2546" w:type="dxa"/>
             <w:vMerge/>
             <w:tcBorders>
-              <w:left w:val="single" w:sz="4" w:space="0" w:color="auto"/>
-              <w:bottom w:val="single" w:sz="4" w:space="0" w:color="auto"/>
-              <w:right w:val="single" w:sz="4" w:space="0" w:color="auto"/>
+              <w:left w:val="single" w:color="auto" w:sz="4" w:space="0"/>
+              <w:bottom w:val="single" w:color="auto" w:sz="4" w:space="0"/>
+              <w:right w:val="single" w:color="auto" w:sz="4" w:space="0"/>
             </w:tcBorders>
             <w:noWrap/>
             <w:vAlign w:val="center"/>
@@ -7909,25 +7596,6 @@
         </w:tc>
       </w:tr>
     </w:tbl>
-    <w:p>
-      <w:pPr>
-        <w:pStyle w:val="ListParagraph"/>
-        <w:keepNext/>
-        <w:tabs>
-          <w:tab w:val="left" w:pos="851"/>
-        </w:tabs>
-        <w:spacing w:before="60" w:after="60" w:line="276" w:lineRule="auto"/>
-        <w:ind w:left="1080"/>
-        <w:jc w:val="both"/>
-        <w:rPr>
-          <w:rFonts w:ascii="Times New Roman" w:hAnsi="Times New Roman"/>
-          <w:b/>
-          <w:bCs/>
-          <w:szCs w:val="26"/>
-          <w:lang w:val="da-DK"/>
-        </w:rPr>
-      </w:pPr>
-    </w:p>
     <w:p>
       <w:pPr>
         <w:pStyle w:val="ListParagraph"/>
@@ -8527,7 +8195,7 @@
           <w:szCs w:val="26"/>
           <w:lang w:val="vi-VN"/>
         </w:rPr>
-        <w:t>Điều 5.  Giải quyết các sự kiện bất khả kháng và các sự kiện khách quan khác;</w:t>
+        <w:t>Điều 5. Giải quyết các sự kiện bất khả kháng và các sự kiện khách quan khác;</w:t>
       </w:r>
       <w:r>
         <w:rPr>
@@ -8540,7 +8208,7 @@
         </w:rPr>
         <w:t xml:space="preserve"> </w:t>
       </w:r>
-      <w:bookmarkStart w:id="4" w:name="_Hlk17185995"/>
+      <w:bookmarkStart w:name="_Hlk17185995" w:id="4"/>
       <w:r>
         <w:rPr>
           <w:rFonts w:ascii="Times New Roman" w:hAnsi="Times New Roman"/>
@@ -9564,7 +9232,7 @@
           <w:szCs w:val="26"/>
           <w:lang w:val="vi-VN"/>
         </w:rPr>
-        <w:t>.  Điều khoản chung</w:t>
+        <w:t>. Điều khoản chung</w:t>
       </w:r>
     </w:p>
     <w:p>
@@ -10279,32 +9947,11 @@
     </w:tbl>
     <w:p>
       <w:pPr>
-        <w:rPr>
-          <w:rFonts w:ascii="Times New Roman" w:hAnsi="Times New Roman"/>
-          <w:szCs w:val="26"/>
-        </w:rPr>
-      </w:pPr>
-    </w:p>
-    <w:p>
-      <w:pPr>
-        <w:rPr>
-          <w:szCs w:val="26"/>
-        </w:rPr>
-      </w:pPr>
-    </w:p>
-    <w:p>
-      <w:pPr>
-        <w:rPr>
-          <w:szCs w:val="26"/>
-        </w:rPr>
-      </w:pPr>
-    </w:p>
-    <w:p>
-      <w:pPr>
-        <w:rPr>
-          <w:szCs w:val="26"/>
-        </w:rPr>
-      </w:pPr>
+        <w:spacing w:before="0" w:after="0"/>
+      </w:pPr>
+      <w:r>
+        <w:t>{/IS_TRONG_KHUNG}</w:t>
+      </w:r>
     </w:p>
     <w:sectPr>
       <w:pgSz w:w="11906" w:h="16838"/>
@@ -10332,7 +9979,7 @@
         </w:tabs>
       </w:pPr>
       <w:rPr>
-        <w:rFonts w:ascii="Times New Roman" w:hAnsi="Times New Roman" w:cs="Times New Roman" w:hint="default"/>
+        <w:rFonts w:hint="default" w:ascii="Times New Roman" w:hAnsi="Times New Roman" w:cs="Times New Roman"/>
       </w:rPr>
     </w:lvl>
     <w:lvl w:ilvl="1" w:tplc="04090003">
@@ -10347,7 +9994,7 @@
         <w:ind w:left="1440" w:hanging="360"/>
       </w:pPr>
       <w:rPr>
-        <w:rFonts w:ascii="Courier New" w:hAnsi="Courier New" w:hint="default"/>
+        <w:rFonts w:hint="default" w:ascii="Courier New" w:hAnsi="Courier New"/>
       </w:rPr>
     </w:lvl>
     <w:lvl w:ilvl="2" w:tplc="04090005">
@@ -10362,7 +10009,7 @@
         <w:ind w:left="2160" w:hanging="360"/>
       </w:pPr>
       <w:rPr>
-        <w:rFonts w:ascii="Wingdings" w:hAnsi="Wingdings" w:hint="default"/>
+        <w:rFonts w:hint="default" w:ascii="Wingdings" w:hAnsi="Wingdings"/>
       </w:rPr>
     </w:lvl>
     <w:lvl w:ilvl="3" w:tplc="04090001">
@@ -10377,7 +10024,7 @@
         <w:ind w:left="2880" w:hanging="360"/>
       </w:pPr>
       <w:rPr>
-        <w:rFonts w:ascii="Symbol" w:hAnsi="Symbol" w:hint="default"/>
+        <w:rFonts w:hint="default" w:ascii="Symbol" w:hAnsi="Symbol"/>
       </w:rPr>
     </w:lvl>
     <w:lvl w:ilvl="4" w:tplc="04090003">
@@ -10392,7 +10039,7 @@
         <w:ind w:left="3600" w:hanging="360"/>
       </w:pPr>
       <w:rPr>
-        <w:rFonts w:ascii="Courier New" w:hAnsi="Courier New" w:hint="default"/>
+        <w:rFonts w:hint="default" w:ascii="Courier New" w:hAnsi="Courier New"/>
       </w:rPr>
     </w:lvl>
     <w:lvl w:ilvl="5" w:tplc="04090005">
@@ -10407,7 +10054,7 @@
         <w:ind w:left="4320" w:hanging="360"/>
       </w:pPr>
       <w:rPr>
-        <w:rFonts w:ascii="Wingdings" w:hAnsi="Wingdings" w:hint="default"/>
+        <w:rFonts w:hint="default" w:ascii="Wingdings" w:hAnsi="Wingdings"/>
       </w:rPr>
     </w:lvl>
     <w:lvl w:ilvl="6" w:tplc="04090001">
@@ -10422,7 +10069,7 @@
         <w:ind w:left="5040" w:hanging="360"/>
       </w:pPr>
       <w:rPr>
-        <w:rFonts w:ascii="Symbol" w:hAnsi="Symbol" w:hint="default"/>
+        <w:rFonts w:hint="default" w:ascii="Symbol" w:hAnsi="Symbol"/>
       </w:rPr>
     </w:lvl>
     <w:lvl w:ilvl="7" w:tplc="04090003">
@@ -10437,7 +10084,7 @@
         <w:ind w:left="5760" w:hanging="360"/>
       </w:pPr>
       <w:rPr>
-        <w:rFonts w:ascii="Courier New" w:hAnsi="Courier New" w:hint="default"/>
+        <w:rFonts w:hint="default" w:ascii="Courier New" w:hAnsi="Courier New"/>
       </w:rPr>
     </w:lvl>
     <w:lvl w:ilvl="8" w:tplc="04090005">
@@ -10452,7 +10099,7 @@
         <w:ind w:left="6480" w:hanging="360"/>
       </w:pPr>
       <w:rPr>
-        <w:rFonts w:ascii="Wingdings" w:hAnsi="Wingdings" w:hint="default"/>
+        <w:rFonts w:hint="default" w:ascii="Wingdings" w:hAnsi="Wingdings"/>
       </w:rPr>
     </w:lvl>
   </w:abstractNum>
@@ -10468,7 +10115,7 @@
         <w:ind w:left="720" w:hanging="360"/>
       </w:pPr>
       <w:rPr>
-        <w:rFonts w:ascii="Times New Roman" w:eastAsia="Calibri" w:hAnsi="Times New Roman" w:cs="Times New Roman" w:hint="default"/>
+        <w:rFonts w:hint="default" w:ascii="Times New Roman" w:hAnsi="Times New Roman" w:eastAsia="Calibri" w:cs="Times New Roman"/>
       </w:rPr>
     </w:lvl>
     <w:lvl w:ilvl="1" w:tplc="04090003" w:tentative="1">
@@ -10480,7 +10127,7 @@
         <w:ind w:left="1440" w:hanging="360"/>
       </w:pPr>
       <w:rPr>
-        <w:rFonts w:ascii="Courier New" w:hAnsi="Courier New" w:cs="Courier New" w:hint="default"/>
+        <w:rFonts w:hint="default" w:ascii="Courier New" w:hAnsi="Courier New" w:cs="Courier New"/>
       </w:rPr>
     </w:lvl>
     <w:lvl w:ilvl="2" w:tplc="04090005" w:tentative="1">
@@ -10492,7 +10139,7 @@
         <w:ind w:left="2160" w:hanging="360"/>
       </w:pPr>
       <w:rPr>
-        <w:rFonts w:ascii="Wingdings" w:hAnsi="Wingdings" w:hint="default"/>
+        <w:rFonts w:hint="default" w:ascii="Wingdings" w:hAnsi="Wingdings"/>
       </w:rPr>
     </w:lvl>
     <w:lvl w:ilvl="3" w:tplc="04090001" w:tentative="1">
@@ -10504,7 +10151,7 @@
         <w:ind w:left="2880" w:hanging="360"/>
       </w:pPr>
       <w:rPr>
-        <w:rFonts w:ascii="Symbol" w:hAnsi="Symbol" w:hint="default"/>
+        <w:rFonts w:hint="default" w:ascii="Symbol" w:hAnsi="Symbol"/>
       </w:rPr>
     </w:lvl>
     <w:lvl w:ilvl="4" w:tplc="04090003" w:tentative="1">
@@ -10516,7 +10163,7 @@
         <w:ind w:left="3600" w:hanging="360"/>
       </w:pPr>
       <w:rPr>
-        <w:rFonts w:ascii="Courier New" w:hAnsi="Courier New" w:cs="Courier New" w:hint="default"/>
+        <w:rFonts w:hint="default" w:ascii="Courier New" w:hAnsi="Courier New" w:cs="Courier New"/>
       </w:rPr>
     </w:lvl>
     <w:lvl w:ilvl="5" w:tplc="04090005" w:tentative="1">
@@ -10528,7 +10175,7 @@
         <w:ind w:left="4320" w:hanging="360"/>
       </w:pPr>
       <w:rPr>
-        <w:rFonts w:ascii="Wingdings" w:hAnsi="Wingdings" w:hint="default"/>
+        <w:rFonts w:hint="default" w:ascii="Wingdings" w:hAnsi="Wingdings"/>
       </w:rPr>
     </w:lvl>
     <w:lvl w:ilvl="6" w:tplc="04090001" w:tentative="1">
@@ -10540,7 +10187,7 @@
         <w:ind w:left="5040" w:hanging="360"/>
       </w:pPr>
       <w:rPr>
-        <w:rFonts w:ascii="Symbol" w:hAnsi="Symbol" w:hint="default"/>
+        <w:rFonts w:hint="default" w:ascii="Symbol" w:hAnsi="Symbol"/>
       </w:rPr>
     </w:lvl>
     <w:lvl w:ilvl="7" w:tplc="04090003" w:tentative="1">
@@ -10552,7 +10199,7 @@
         <w:ind w:left="5760" w:hanging="360"/>
       </w:pPr>
       <w:rPr>
-        <w:rFonts w:ascii="Courier New" w:hAnsi="Courier New" w:cs="Courier New" w:hint="default"/>
+        <w:rFonts w:hint="default" w:ascii="Courier New" w:hAnsi="Courier New" w:cs="Courier New"/>
       </w:rPr>
     </w:lvl>
     <w:lvl w:ilvl="8" w:tplc="04090005" w:tentative="1">
@@ -10564,7 +10211,7 @@
         <w:ind w:left="6480" w:hanging="360"/>
       </w:pPr>
       <w:rPr>
-        <w:rFonts w:ascii="Wingdings" w:hAnsi="Wingdings" w:hint="default"/>
+        <w:rFonts w:hint="default" w:ascii="Wingdings" w:hAnsi="Wingdings"/>
       </w:rPr>
     </w:lvl>
   </w:abstractNum>
@@ -10667,7 +10314,7 @@
         <w:ind w:left="1440" w:hanging="360"/>
       </w:pPr>
       <w:rPr>
-        <w:rFonts w:ascii="Times New Roman" w:eastAsia="Times New Roman" w:hAnsi="Times New Roman" w:cs="Times New Roman" w:hint="default"/>
+        <w:rFonts w:hint="default" w:ascii="Times New Roman" w:hAnsi="Times New Roman" w:eastAsia="Times New Roman" w:cs="Times New Roman"/>
         <w:b w:val="0"/>
         <w:i/>
         <w:sz w:val="18"/>
@@ -10682,7 +10329,7 @@
         <w:ind w:left="2160" w:hanging="360"/>
       </w:pPr>
       <w:rPr>
-        <w:rFonts w:ascii="Courier New" w:hAnsi="Courier New" w:cs="Courier New" w:hint="default"/>
+        <w:rFonts w:hint="default" w:ascii="Courier New" w:hAnsi="Courier New" w:cs="Courier New"/>
       </w:rPr>
     </w:lvl>
     <w:lvl w:ilvl="2" w:tplc="04090005" w:tentative="1">
@@ -10694,7 +10341,7 @@
         <w:ind w:left="2880" w:hanging="360"/>
       </w:pPr>
       <w:rPr>
-        <w:rFonts w:ascii="Wingdings" w:hAnsi="Wingdings" w:hint="default"/>
+        <w:rFonts w:hint="default" w:ascii="Wingdings" w:hAnsi="Wingdings"/>
       </w:rPr>
     </w:lvl>
     <w:lvl w:ilvl="3" w:tplc="04090001" w:tentative="1">
@@ -10706,7 +10353,7 @@
         <w:ind w:left="3600" w:hanging="360"/>
       </w:pPr>
       <w:rPr>
-        <w:rFonts w:ascii="Symbol" w:hAnsi="Symbol" w:hint="default"/>
+        <w:rFonts w:hint="default" w:ascii="Symbol" w:hAnsi="Symbol"/>
       </w:rPr>
     </w:lvl>
     <w:lvl w:ilvl="4" w:tplc="04090003" w:tentative="1">
@@ -10718,7 +10365,7 @@
         <w:ind w:left="4320" w:hanging="360"/>
       </w:pPr>
       <w:rPr>
-        <w:rFonts w:ascii="Courier New" w:hAnsi="Courier New" w:cs="Courier New" w:hint="default"/>
+        <w:rFonts w:hint="default" w:ascii="Courier New" w:hAnsi="Courier New" w:cs="Courier New"/>
       </w:rPr>
     </w:lvl>
     <w:lvl w:ilvl="5" w:tplc="04090005" w:tentative="1">
@@ -10730,7 +10377,7 @@
         <w:ind w:left="5040" w:hanging="360"/>
       </w:pPr>
       <w:rPr>
-        <w:rFonts w:ascii="Wingdings" w:hAnsi="Wingdings" w:hint="default"/>
+        <w:rFonts w:hint="default" w:ascii="Wingdings" w:hAnsi="Wingdings"/>
       </w:rPr>
     </w:lvl>
     <w:lvl w:ilvl="6" w:tplc="04090001" w:tentative="1">
@@ -10742,7 +10389,7 @@
         <w:ind w:left="5760" w:hanging="360"/>
       </w:pPr>
       <w:rPr>
-        <w:rFonts w:ascii="Symbol" w:hAnsi="Symbol" w:hint="default"/>
+        <w:rFonts w:hint="default" w:ascii="Symbol" w:hAnsi="Symbol"/>
       </w:rPr>
     </w:lvl>
     <w:lvl w:ilvl="7" w:tplc="04090003" w:tentative="1">
@@ -10754,7 +10401,7 @@
         <w:ind w:left="6480" w:hanging="360"/>
       </w:pPr>
       <w:rPr>
-        <w:rFonts w:ascii="Courier New" w:hAnsi="Courier New" w:cs="Courier New" w:hint="default"/>
+        <w:rFonts w:hint="default" w:ascii="Courier New" w:hAnsi="Courier New" w:cs="Courier New"/>
       </w:rPr>
     </w:lvl>
     <w:lvl w:ilvl="8" w:tplc="04090005" w:tentative="1">
@@ -10766,7 +10413,7 @@
         <w:ind w:left="7200" w:hanging="360"/>
       </w:pPr>
       <w:rPr>
-        <w:rFonts w:ascii="Wingdings" w:hAnsi="Wingdings" w:hint="default"/>
+        <w:rFonts w:hint="default" w:ascii="Wingdings" w:hAnsi="Wingdings"/>
       </w:rPr>
     </w:lvl>
   </w:abstractNum>
@@ -10868,7 +10515,7 @@
         <w:ind w:left="3763" w:hanging="360"/>
       </w:pPr>
       <w:rPr>
-        <w:rFonts w:ascii="Times New Roman" w:hAnsi="Times New Roman" w:cs="Times New Roman" w:hint="default"/>
+        <w:rFonts w:hint="default" w:ascii="Times New Roman" w:hAnsi="Times New Roman" w:cs="Times New Roman"/>
       </w:rPr>
     </w:lvl>
   </w:abstractNum>
@@ -11076,7 +10723,7 @@
         <w:ind w:left="720" w:hanging="360"/>
       </w:pPr>
       <w:rPr>
-        <w:rFonts w:ascii="Times New Roman" w:eastAsia="Calibri" w:hAnsi="Times New Roman" w:cs="Times New Roman" w:hint="default"/>
+        <w:rFonts w:hint="default" w:ascii="Times New Roman" w:hAnsi="Times New Roman" w:eastAsia="Calibri" w:cs="Times New Roman"/>
       </w:rPr>
     </w:lvl>
     <w:lvl w:ilvl="1" w:tplc="04090003" w:tentative="1">
@@ -11088,7 +10735,7 @@
         <w:ind w:left="1440" w:hanging="360"/>
       </w:pPr>
       <w:rPr>
-        <w:rFonts w:ascii="Courier New" w:hAnsi="Courier New" w:cs="Courier New" w:hint="default"/>
+        <w:rFonts w:hint="default" w:ascii="Courier New" w:hAnsi="Courier New" w:cs="Courier New"/>
       </w:rPr>
     </w:lvl>
     <w:lvl w:ilvl="2" w:tplc="04090005" w:tentative="1">
@@ -11100,7 +10747,7 @@
         <w:ind w:left="2160" w:hanging="360"/>
       </w:pPr>
       <w:rPr>
-        <w:rFonts w:ascii="Wingdings" w:hAnsi="Wingdings" w:hint="default"/>
+        <w:rFonts w:hint="default" w:ascii="Wingdings" w:hAnsi="Wingdings"/>
       </w:rPr>
     </w:lvl>
     <w:lvl w:ilvl="3" w:tplc="04090001" w:tentative="1">
@@ -11112,7 +10759,7 @@
         <w:ind w:left="2880" w:hanging="360"/>
       </w:pPr>
       <w:rPr>
-        <w:rFonts w:ascii="Symbol" w:hAnsi="Symbol" w:hint="default"/>
+        <w:rFonts w:hint="default" w:ascii="Symbol" w:hAnsi="Symbol"/>
       </w:rPr>
     </w:lvl>
     <w:lvl w:ilvl="4" w:tplc="04090003" w:tentative="1">
@@ -11124,7 +10771,7 @@
         <w:ind w:left="3600" w:hanging="360"/>
       </w:pPr>
       <w:rPr>
-        <w:rFonts w:ascii="Courier New" w:hAnsi="Courier New" w:cs="Courier New" w:hint="default"/>
+        <w:rFonts w:hint="default" w:ascii="Courier New" w:hAnsi="Courier New" w:cs="Courier New"/>
       </w:rPr>
     </w:lvl>
     <w:lvl w:ilvl="5" w:tplc="04090005" w:tentative="1">
@@ -11136,7 +10783,7 @@
         <w:ind w:left="4320" w:hanging="360"/>
       </w:pPr>
       <w:rPr>
-        <w:rFonts w:ascii="Wingdings" w:hAnsi="Wingdings" w:hint="default"/>
+        <w:rFonts w:hint="default" w:ascii="Wingdings" w:hAnsi="Wingdings"/>
       </w:rPr>
     </w:lvl>
     <w:lvl w:ilvl="6" w:tplc="04090001" w:tentative="1">
@@ -11148,7 +10795,7 @@
         <w:ind w:left="5040" w:hanging="360"/>
       </w:pPr>
       <w:rPr>
-        <w:rFonts w:ascii="Symbol" w:hAnsi="Symbol" w:hint="default"/>
+        <w:rFonts w:hint="default" w:ascii="Symbol" w:hAnsi="Symbol"/>
       </w:rPr>
     </w:lvl>
     <w:lvl w:ilvl="7" w:tplc="04090003" w:tentative="1">
@@ -11160,7 +10807,7 @@
         <w:ind w:left="5760" w:hanging="360"/>
       </w:pPr>
       <w:rPr>
-        <w:rFonts w:ascii="Courier New" w:hAnsi="Courier New" w:cs="Courier New" w:hint="default"/>
+        <w:rFonts w:hint="default" w:ascii="Courier New" w:hAnsi="Courier New" w:cs="Courier New"/>
       </w:rPr>
     </w:lvl>
     <w:lvl w:ilvl="8" w:tplc="04090005" w:tentative="1">
@@ -11172,7 +10819,7 @@
         <w:ind w:left="6480" w:hanging="360"/>
       </w:pPr>
       <w:rPr>
-        <w:rFonts w:ascii="Wingdings" w:hAnsi="Wingdings" w:hint="default"/>
+        <w:rFonts w:hint="default" w:ascii="Wingdings" w:hAnsi="Wingdings"/>
       </w:rPr>
     </w:lvl>
   </w:abstractNum>
@@ -11190,7 +10837,7 @@
         <w:ind w:left="720" w:hanging="360"/>
       </w:pPr>
       <w:rPr>
-        <w:rFonts w:ascii="Wingdings" w:hAnsi="Wingdings" w:hint="default"/>
+        <w:rFonts w:hint="default" w:ascii="Wingdings" w:hAnsi="Wingdings"/>
       </w:rPr>
     </w:lvl>
     <w:lvl w:ilvl="1" w:tplc="042A0003" w:tentative="1">
@@ -11202,7 +10849,7 @@
         <w:ind w:left="1650" w:hanging="360"/>
       </w:pPr>
       <w:rPr>
-        <w:rFonts w:ascii="Courier New" w:hAnsi="Courier New" w:cs="Courier New" w:hint="default"/>
+        <w:rFonts w:hint="default" w:ascii="Courier New" w:hAnsi="Courier New" w:cs="Courier New"/>
       </w:rPr>
     </w:lvl>
     <w:lvl w:ilvl="2" w:tplc="042A0005" w:tentative="1">
@@ -11214,7 +10861,7 @@
         <w:ind w:left="2370" w:hanging="360"/>
       </w:pPr>
       <w:rPr>
-        <w:rFonts w:ascii="Wingdings" w:hAnsi="Wingdings" w:hint="default"/>
+        <w:rFonts w:hint="default" w:ascii="Wingdings" w:hAnsi="Wingdings"/>
       </w:rPr>
     </w:lvl>
     <w:lvl w:ilvl="3" w:tplc="042A0001" w:tentative="1">
@@ -11226,7 +10873,7 @@
         <w:ind w:left="3090" w:hanging="360"/>
       </w:pPr>
       <w:rPr>
-        <w:rFonts w:ascii="Symbol" w:hAnsi="Symbol" w:hint="default"/>
+        <w:rFonts w:hint="default" w:ascii="Symbol" w:hAnsi="Symbol"/>
       </w:rPr>
     </w:lvl>
     <w:lvl w:ilvl="4" w:tplc="042A0003" w:tentative="1">
@@ -11238,7 +10885,7 @@
         <w:ind w:left="3810" w:hanging="360"/>
       </w:pPr>
       <w:rPr>
-        <w:rFonts w:ascii="Courier New" w:hAnsi="Courier New" w:cs="Courier New" w:hint="default"/>
+        <w:rFonts w:hint="default" w:ascii="Courier New" w:hAnsi="Courier New" w:cs="Courier New"/>
       </w:rPr>
     </w:lvl>
     <w:lvl w:ilvl="5" w:tplc="042A0005" w:tentative="1">
@@ -11250,7 +10897,7 @@
         <w:ind w:left="4530" w:hanging="360"/>
       </w:pPr>
       <w:rPr>
-        <w:rFonts w:ascii="Wingdings" w:hAnsi="Wingdings" w:hint="default"/>
+        <w:rFonts w:hint="default" w:ascii="Wingdings" w:hAnsi="Wingdings"/>
       </w:rPr>
     </w:lvl>
     <w:lvl w:ilvl="6" w:tplc="042A0001" w:tentative="1">
@@ -11262,7 +10909,7 @@
         <w:ind w:left="5250" w:hanging="360"/>
       </w:pPr>
       <w:rPr>
-        <w:rFonts w:ascii="Symbol" w:hAnsi="Symbol" w:hint="default"/>
+        <w:rFonts w:hint="default" w:ascii="Symbol" w:hAnsi="Symbol"/>
       </w:rPr>
     </w:lvl>
     <w:lvl w:ilvl="7" w:tplc="042A0003" w:tentative="1">
@@ -11274,7 +10921,7 @@
         <w:ind w:left="5970" w:hanging="360"/>
       </w:pPr>
       <w:rPr>
-        <w:rFonts w:ascii="Courier New" w:hAnsi="Courier New" w:cs="Courier New" w:hint="default"/>
+        <w:rFonts w:hint="default" w:ascii="Courier New" w:hAnsi="Courier New" w:cs="Courier New"/>
       </w:rPr>
     </w:lvl>
     <w:lvl w:ilvl="8" w:tplc="042A0005" w:tentative="1">
@@ -11286,7 +10933,7 @@
         <w:ind w:left="6690" w:hanging="360"/>
       </w:pPr>
       <w:rPr>
-        <w:rFonts w:ascii="Wingdings" w:hAnsi="Wingdings" w:hint="default"/>
+        <w:rFonts w:hint="default" w:ascii="Wingdings" w:hAnsi="Wingdings"/>
       </w:rPr>
     </w:lvl>
   </w:abstractNum>
@@ -11302,7 +10949,7 @@
         <w:ind w:left="720" w:hanging="360"/>
       </w:pPr>
       <w:rPr>
-        <w:rFonts w:ascii="Times New Roman" w:eastAsia="Calibri" w:hAnsi="Times New Roman" w:cs="Times New Roman" w:hint="default"/>
+        <w:rFonts w:hint="default" w:ascii="Times New Roman" w:hAnsi="Times New Roman" w:eastAsia="Calibri" w:cs="Times New Roman"/>
       </w:rPr>
     </w:lvl>
     <w:lvl w:ilvl="1" w:tplc="04090003" w:tentative="1">
@@ -11314,7 +10961,7 @@
         <w:ind w:left="1440" w:hanging="360"/>
       </w:pPr>
       <w:rPr>
-        <w:rFonts w:ascii="Courier New" w:hAnsi="Courier New" w:cs="Courier New" w:hint="default"/>
+        <w:rFonts w:hint="default" w:ascii="Courier New" w:hAnsi="Courier New" w:cs="Courier New"/>
       </w:rPr>
     </w:lvl>
     <w:lvl w:ilvl="2" w:tplc="04090005" w:tentative="1">
@@ -11326,7 +10973,7 @@
         <w:ind w:left="2160" w:hanging="360"/>
       </w:pPr>
       <w:rPr>
-        <w:rFonts w:ascii="Wingdings" w:hAnsi="Wingdings" w:hint="default"/>
+        <w:rFonts w:hint="default" w:ascii="Wingdings" w:hAnsi="Wingdings"/>
       </w:rPr>
     </w:lvl>
     <w:lvl w:ilvl="3" w:tplc="04090001" w:tentative="1">
@@ -11338,7 +10985,7 @@
         <w:ind w:left="2880" w:hanging="360"/>
       </w:pPr>
       <w:rPr>
-        <w:rFonts w:ascii="Symbol" w:hAnsi="Symbol" w:hint="default"/>
+        <w:rFonts w:hint="default" w:ascii="Symbol" w:hAnsi="Symbol"/>
       </w:rPr>
     </w:lvl>
     <w:lvl w:ilvl="4" w:tplc="04090003" w:tentative="1">
@@ -11350,7 +10997,7 @@
         <w:ind w:left="3600" w:hanging="360"/>
       </w:pPr>
       <w:rPr>
-        <w:rFonts w:ascii="Courier New" w:hAnsi="Courier New" w:cs="Courier New" w:hint="default"/>
+        <w:rFonts w:hint="default" w:ascii="Courier New" w:hAnsi="Courier New" w:cs="Courier New"/>
       </w:rPr>
     </w:lvl>
     <w:lvl w:ilvl="5" w:tplc="04090005" w:tentative="1">
@@ -11362,7 +11009,7 @@
         <w:ind w:left="4320" w:hanging="360"/>
       </w:pPr>
       <w:rPr>
-        <w:rFonts w:ascii="Wingdings" w:hAnsi="Wingdings" w:hint="default"/>
+        <w:rFonts w:hint="default" w:ascii="Wingdings" w:hAnsi="Wingdings"/>
       </w:rPr>
     </w:lvl>
     <w:lvl w:ilvl="6" w:tplc="04090001" w:tentative="1">
@@ -11374,7 +11021,7 @@
         <w:ind w:left="5040" w:hanging="360"/>
       </w:pPr>
       <w:rPr>
-        <w:rFonts w:ascii="Symbol" w:hAnsi="Symbol" w:hint="default"/>
+        <w:rFonts w:hint="default" w:ascii="Symbol" w:hAnsi="Symbol"/>
       </w:rPr>
     </w:lvl>
     <w:lvl w:ilvl="7" w:tplc="04090003" w:tentative="1">
@@ -11386,7 +11033,7 @@
         <w:ind w:left="5760" w:hanging="360"/>
       </w:pPr>
       <w:rPr>
-        <w:rFonts w:ascii="Courier New" w:hAnsi="Courier New" w:cs="Courier New" w:hint="default"/>
+        <w:rFonts w:hint="default" w:ascii="Courier New" w:hAnsi="Courier New" w:cs="Courier New"/>
       </w:rPr>
     </w:lvl>
     <w:lvl w:ilvl="8" w:tplc="04090005" w:tentative="1">
@@ -11398,7 +11045,7 @@
         <w:ind w:left="6480" w:hanging="360"/>
       </w:pPr>
       <w:rPr>
-        <w:rFonts w:ascii="Wingdings" w:hAnsi="Wingdings" w:hint="default"/>
+        <w:rFonts w:hint="default" w:ascii="Wingdings" w:hAnsi="Wingdings"/>
       </w:rPr>
     </w:lvl>
   </w:abstractNum>
@@ -11415,7 +11062,7 @@
         <w:ind w:left="1440" w:hanging="360"/>
       </w:pPr>
       <w:rPr>
-        <w:rFonts w:ascii="Times New Roman" w:eastAsia="Times New Roman" w:hAnsi="Times New Roman" w:cs="Times New Roman" w:hint="default"/>
+        <w:rFonts w:hint="default" w:ascii="Times New Roman" w:hAnsi="Times New Roman" w:eastAsia="Times New Roman" w:cs="Times New Roman"/>
         <w:b w:val="0"/>
         <w:i/>
         <w:sz w:val="18"/>
@@ -11430,7 +11077,7 @@
         <w:ind w:left="2160" w:hanging="360"/>
       </w:pPr>
       <w:rPr>
-        <w:rFonts w:ascii="Courier New" w:hAnsi="Courier New" w:cs="Courier New" w:hint="default"/>
+        <w:rFonts w:hint="default" w:ascii="Courier New" w:hAnsi="Courier New" w:cs="Courier New"/>
       </w:rPr>
     </w:lvl>
     <w:lvl w:ilvl="2" w:tplc="04090005" w:tentative="1">
@@ -11442,7 +11089,7 @@
         <w:ind w:left="2880" w:hanging="360"/>
       </w:pPr>
       <w:rPr>
-        <w:rFonts w:ascii="Wingdings" w:hAnsi="Wingdings" w:hint="default"/>
+        <w:rFonts w:hint="default" w:ascii="Wingdings" w:hAnsi="Wingdings"/>
       </w:rPr>
     </w:lvl>
     <w:lvl w:ilvl="3" w:tplc="04090001" w:tentative="1">
@@ -11454,7 +11101,7 @@
         <w:ind w:left="3600" w:hanging="360"/>
       </w:pPr>
       <w:rPr>
-        <w:rFonts w:ascii="Symbol" w:hAnsi="Symbol" w:hint="default"/>
+        <w:rFonts w:hint="default" w:ascii="Symbol" w:hAnsi="Symbol"/>
       </w:rPr>
     </w:lvl>
     <w:lvl w:ilvl="4" w:tplc="04090003" w:tentative="1">
@@ -11466,7 +11113,7 @@
         <w:ind w:left="4320" w:hanging="360"/>
       </w:pPr>
       <w:rPr>
-        <w:rFonts w:ascii="Courier New" w:hAnsi="Courier New" w:cs="Courier New" w:hint="default"/>
+        <w:rFonts w:hint="default" w:ascii="Courier New" w:hAnsi="Courier New" w:cs="Courier New"/>
       </w:rPr>
     </w:lvl>
     <w:lvl w:ilvl="5" w:tplc="04090005" w:tentative="1">
@@ -11478,7 +11125,7 @@
         <w:ind w:left="5040" w:hanging="360"/>
       </w:pPr>
       <w:rPr>
-        <w:rFonts w:ascii="Wingdings" w:hAnsi="Wingdings" w:hint="default"/>
+        <w:rFonts w:hint="default" w:ascii="Wingdings" w:hAnsi="Wingdings"/>
       </w:rPr>
     </w:lvl>
     <w:lvl w:ilvl="6" w:tplc="04090001" w:tentative="1">
@@ -11490,7 +11137,7 @@
         <w:ind w:left="5760" w:hanging="360"/>
       </w:pPr>
       <w:rPr>
-        <w:rFonts w:ascii="Symbol" w:hAnsi="Symbol" w:hint="default"/>
+        <w:rFonts w:hint="default" w:ascii="Symbol" w:hAnsi="Symbol"/>
       </w:rPr>
     </w:lvl>
     <w:lvl w:ilvl="7" w:tplc="04090003" w:tentative="1">
@@ -11502,7 +11149,7 @@
         <w:ind w:left="6480" w:hanging="360"/>
       </w:pPr>
       <w:rPr>
-        <w:rFonts w:ascii="Courier New" w:hAnsi="Courier New" w:cs="Courier New" w:hint="default"/>
+        <w:rFonts w:hint="default" w:ascii="Courier New" w:hAnsi="Courier New" w:cs="Courier New"/>
       </w:rPr>
     </w:lvl>
     <w:lvl w:ilvl="8" w:tplc="04090005" w:tentative="1">
@@ -11514,7 +11161,7 @@
         <w:ind w:left="7200" w:hanging="360"/>
       </w:pPr>
       <w:rPr>
-        <w:rFonts w:ascii="Wingdings" w:hAnsi="Wingdings" w:hint="default"/>
+        <w:rFonts w:hint="default" w:ascii="Wingdings" w:hAnsi="Wingdings"/>
       </w:rPr>
     </w:lvl>
   </w:abstractNum>
@@ -11530,7 +11177,7 @@
         <w:ind w:left="927" w:hanging="360"/>
       </w:pPr>
       <w:rPr>
-        <w:rFonts w:ascii="Times New Roman" w:eastAsia="Times New Roman" w:hAnsi="Times New Roman" w:cs="Times New Roman" w:hint="default"/>
+        <w:rFonts w:hint="default" w:ascii="Times New Roman" w:hAnsi="Times New Roman" w:eastAsia="Times New Roman" w:cs="Times New Roman"/>
       </w:rPr>
     </w:lvl>
     <w:lvl w:ilvl="1" w:tplc="04090003">
@@ -11542,7 +11189,7 @@
         <w:ind w:left="1647" w:hanging="360"/>
       </w:pPr>
       <w:rPr>
-        <w:rFonts w:ascii="Courier New" w:hAnsi="Courier New" w:cs="Courier New" w:hint="default"/>
+        <w:rFonts w:hint="default" w:ascii="Courier New" w:hAnsi="Courier New" w:cs="Courier New"/>
       </w:rPr>
     </w:lvl>
     <w:lvl w:ilvl="2" w:tplc="04090005">
@@ -11554,7 +11201,7 @@
         <w:ind w:left="2367" w:hanging="360"/>
       </w:pPr>
       <w:rPr>
-        <w:rFonts w:ascii="Wingdings" w:hAnsi="Wingdings" w:hint="default"/>
+        <w:rFonts w:hint="default" w:ascii="Wingdings" w:hAnsi="Wingdings"/>
       </w:rPr>
     </w:lvl>
     <w:lvl w:ilvl="3" w:tplc="04090001">
@@ -11566,7 +11213,7 @@
         <w:ind w:left="3087" w:hanging="360"/>
       </w:pPr>
       <w:rPr>
-        <w:rFonts w:ascii="Symbol" w:hAnsi="Symbol" w:hint="default"/>
+        <w:rFonts w:hint="default" w:ascii="Symbol" w:hAnsi="Symbol"/>
       </w:rPr>
     </w:lvl>
     <w:lvl w:ilvl="4" w:tplc="04090003" w:tentative="1">
@@ -11578,7 +11225,7 @@
         <w:ind w:left="3807" w:hanging="360"/>
       </w:pPr>
       <w:rPr>
-        <w:rFonts w:ascii="Courier New" w:hAnsi="Courier New" w:cs="Courier New" w:hint="default"/>
+        <w:rFonts w:hint="default" w:ascii="Courier New" w:hAnsi="Courier New" w:cs="Courier New"/>
       </w:rPr>
     </w:lvl>
     <w:lvl w:ilvl="5" w:tplc="04090005" w:tentative="1">
@@ -11590,7 +11237,7 @@
         <w:ind w:left="4527" w:hanging="360"/>
       </w:pPr>
       <w:rPr>
-        <w:rFonts w:ascii="Wingdings" w:hAnsi="Wingdings" w:hint="default"/>
+        <w:rFonts w:hint="default" w:ascii="Wingdings" w:hAnsi="Wingdings"/>
       </w:rPr>
     </w:lvl>
     <w:lvl w:ilvl="6" w:tplc="04090001" w:tentative="1">
@@ -11602,7 +11249,7 @@
         <w:ind w:left="5247" w:hanging="360"/>
       </w:pPr>
       <w:rPr>
-        <w:rFonts w:ascii="Symbol" w:hAnsi="Symbol" w:hint="default"/>
+        <w:rFonts w:hint="default" w:ascii="Symbol" w:hAnsi="Symbol"/>
       </w:rPr>
     </w:lvl>
     <w:lvl w:ilvl="7" w:tplc="04090003" w:tentative="1">
@@ -11614,7 +11261,7 @@
         <w:ind w:left="5967" w:hanging="360"/>
       </w:pPr>
       <w:rPr>
-        <w:rFonts w:ascii="Courier New" w:hAnsi="Courier New" w:cs="Courier New" w:hint="default"/>
+        <w:rFonts w:hint="default" w:ascii="Courier New" w:hAnsi="Courier New" w:cs="Courier New"/>
       </w:rPr>
     </w:lvl>
     <w:lvl w:ilvl="8" w:tplc="04090005" w:tentative="1">
@@ -11626,7 +11273,7 @@
         <w:ind w:left="6687" w:hanging="360"/>
       </w:pPr>
       <w:rPr>
-        <w:rFonts w:ascii="Wingdings" w:hAnsi="Wingdings" w:hint="default"/>
+        <w:rFonts w:hint="default" w:ascii="Wingdings" w:hAnsi="Wingdings"/>
       </w:rPr>
     </w:lvl>
   </w:abstractNum>
@@ -11743,7 +11390,7 @@
         <w:ind w:left="2007" w:hanging="360"/>
       </w:pPr>
       <w:rPr>
-        <w:rFonts w:ascii="Courier New" w:hAnsi="Courier New" w:cs="Courier New" w:hint="default"/>
+        <w:rFonts w:hint="default" w:ascii="Courier New" w:hAnsi="Courier New" w:cs="Courier New"/>
       </w:rPr>
     </w:lvl>
     <w:lvl w:ilvl="2" w:tplc="04090005" w:tentative="1">
@@ -11755,7 +11402,7 @@
         <w:ind w:left="2727" w:hanging="360"/>
       </w:pPr>
       <w:rPr>
-        <w:rFonts w:ascii="Wingdings" w:hAnsi="Wingdings" w:hint="default"/>
+        <w:rFonts w:hint="default" w:ascii="Wingdings" w:hAnsi="Wingdings"/>
       </w:rPr>
     </w:lvl>
     <w:lvl w:ilvl="3" w:tplc="04090001" w:tentative="1">
@@ -11767,7 +11414,7 @@
         <w:ind w:left="3447" w:hanging="360"/>
       </w:pPr>
       <w:rPr>
-        <w:rFonts w:ascii="Symbol" w:hAnsi="Symbol" w:hint="default"/>
+        <w:rFonts w:hint="default" w:ascii="Symbol" w:hAnsi="Symbol"/>
       </w:rPr>
     </w:lvl>
     <w:lvl w:ilvl="4" w:tplc="04090003" w:tentative="1">
@@ -11779,7 +11426,7 @@
         <w:ind w:left="4167" w:hanging="360"/>
       </w:pPr>
       <w:rPr>
-        <w:rFonts w:ascii="Courier New" w:hAnsi="Courier New" w:cs="Courier New" w:hint="default"/>
+        <w:rFonts w:hint="default" w:ascii="Courier New" w:hAnsi="Courier New" w:cs="Courier New"/>
       </w:rPr>
     </w:lvl>
     <w:lvl w:ilvl="5" w:tplc="04090005" w:tentative="1">
@@ -11791,7 +11438,7 @@
         <w:ind w:left="4887" w:hanging="360"/>
       </w:pPr>
       <w:rPr>
-        <w:rFonts w:ascii="Wingdings" w:hAnsi="Wingdings" w:hint="default"/>
+        <w:rFonts w:hint="default" w:ascii="Wingdings" w:hAnsi="Wingdings"/>
       </w:rPr>
     </w:lvl>
     <w:lvl w:ilvl="6" w:tplc="04090001" w:tentative="1">
@@ -11803,7 +11450,7 @@
         <w:ind w:left="5607" w:hanging="360"/>
       </w:pPr>
       <w:rPr>
-        <w:rFonts w:ascii="Symbol" w:hAnsi="Symbol" w:hint="default"/>
+        <w:rFonts w:hint="default" w:ascii="Symbol" w:hAnsi="Symbol"/>
       </w:rPr>
     </w:lvl>
     <w:lvl w:ilvl="7" w:tplc="04090003" w:tentative="1">
@@ -11815,7 +11462,7 @@
         <w:ind w:left="6327" w:hanging="360"/>
       </w:pPr>
       <w:rPr>
-        <w:rFonts w:ascii="Courier New" w:hAnsi="Courier New" w:cs="Courier New" w:hint="default"/>
+        <w:rFonts w:hint="default" w:ascii="Courier New" w:hAnsi="Courier New" w:cs="Courier New"/>
       </w:rPr>
     </w:lvl>
     <w:lvl w:ilvl="8" w:tplc="04090005" w:tentative="1">
@@ -11827,7 +11474,7 @@
         <w:ind w:left="7047" w:hanging="360"/>
       </w:pPr>
       <w:rPr>
-        <w:rFonts w:ascii="Wingdings" w:hAnsi="Wingdings" w:hint="default"/>
+        <w:rFonts w:hint="default" w:ascii="Wingdings" w:hAnsi="Wingdings"/>
       </w:rPr>
     </w:lvl>
   </w:abstractNum>
@@ -11844,7 +11491,7 @@
         <w:ind w:left="720" w:hanging="360"/>
       </w:pPr>
       <w:rPr>
-        <w:rFonts w:ascii="Symbol" w:hAnsi="Symbol" w:hint="default"/>
+        <w:rFonts w:hint="default" w:ascii="Symbol" w:hAnsi="Symbol"/>
       </w:rPr>
     </w:lvl>
     <w:lvl w:ilvl="1" w:tplc="042A0003" w:tentative="1">
@@ -11856,7 +11503,7 @@
         <w:ind w:left="1440" w:hanging="360"/>
       </w:pPr>
       <w:rPr>
-        <w:rFonts w:ascii="Courier New" w:hAnsi="Courier New" w:cs="Courier New" w:hint="default"/>
+        <w:rFonts w:hint="default" w:ascii="Courier New" w:hAnsi="Courier New" w:cs="Courier New"/>
       </w:rPr>
     </w:lvl>
     <w:lvl w:ilvl="2" w:tplc="042A0005" w:tentative="1">
@@ -11868,7 +11515,7 @@
         <w:ind w:left="2160" w:hanging="360"/>
       </w:pPr>
       <w:rPr>
-        <w:rFonts w:ascii="Wingdings" w:hAnsi="Wingdings" w:hint="default"/>
+        <w:rFonts w:hint="default" w:ascii="Wingdings" w:hAnsi="Wingdings"/>
       </w:rPr>
     </w:lvl>
     <w:lvl w:ilvl="3" w:tplc="042A0001" w:tentative="1">
@@ -11880,7 +11527,7 @@
         <w:ind w:left="2880" w:hanging="360"/>
       </w:pPr>
       <w:rPr>
-        <w:rFonts w:ascii="Symbol" w:hAnsi="Symbol" w:hint="default"/>
+        <w:rFonts w:hint="default" w:ascii="Symbol" w:hAnsi="Symbol"/>
       </w:rPr>
     </w:lvl>
     <w:lvl w:ilvl="4" w:tplc="042A0003" w:tentative="1">
@@ -11892,7 +11539,7 @@
         <w:ind w:left="3600" w:hanging="360"/>
       </w:pPr>
       <w:rPr>
-        <w:rFonts w:ascii="Courier New" w:hAnsi="Courier New" w:cs="Courier New" w:hint="default"/>
+        <w:rFonts w:hint="default" w:ascii="Courier New" w:hAnsi="Courier New" w:cs="Courier New"/>
       </w:rPr>
     </w:lvl>
     <w:lvl w:ilvl="5" w:tplc="042A0005" w:tentative="1">
@@ -11904,7 +11551,7 @@
         <w:ind w:left="4320" w:hanging="360"/>
       </w:pPr>
       <w:rPr>
-        <w:rFonts w:ascii="Wingdings" w:hAnsi="Wingdings" w:hint="default"/>
+        <w:rFonts w:hint="default" w:ascii="Wingdings" w:hAnsi="Wingdings"/>
       </w:rPr>
     </w:lvl>
     <w:lvl w:ilvl="6" w:tplc="042A0001" w:tentative="1">
@@ -11916,7 +11563,7 @@
         <w:ind w:left="5040" w:hanging="360"/>
       </w:pPr>
       <w:rPr>
-        <w:rFonts w:ascii="Symbol" w:hAnsi="Symbol" w:hint="default"/>
+        <w:rFonts w:hint="default" w:ascii="Symbol" w:hAnsi="Symbol"/>
       </w:rPr>
     </w:lvl>
     <w:lvl w:ilvl="7" w:tplc="042A0003" w:tentative="1">
@@ -11928,7 +11575,7 @@
         <w:ind w:left="5760" w:hanging="360"/>
       </w:pPr>
       <w:rPr>
-        <w:rFonts w:ascii="Courier New" w:hAnsi="Courier New" w:cs="Courier New" w:hint="default"/>
+        <w:rFonts w:hint="default" w:ascii="Courier New" w:hAnsi="Courier New" w:cs="Courier New"/>
       </w:rPr>
     </w:lvl>
     <w:lvl w:ilvl="8" w:tplc="042A0005" w:tentative="1">
@@ -11940,7 +11587,7 @@
         <w:ind w:left="6480" w:hanging="360"/>
       </w:pPr>
       <w:rPr>
-        <w:rFonts w:ascii="Wingdings" w:hAnsi="Wingdings" w:hint="default"/>
+        <w:rFonts w:hint="default" w:ascii="Wingdings" w:hAnsi="Wingdings"/>
       </w:rPr>
     </w:lvl>
   </w:abstractNum>
@@ -11971,7 +11618,7 @@
         <w:ind w:left="1440" w:hanging="360"/>
       </w:pPr>
       <w:rPr>
-        <w:rFonts w:ascii="Courier New" w:hAnsi="Courier New" w:hint="default"/>
+        <w:rFonts w:hint="default" w:ascii="Courier New" w:hAnsi="Courier New"/>
       </w:rPr>
     </w:lvl>
     <w:lvl w:ilvl="2" w:tplc="04090005">
@@ -11986,7 +11633,7 @@
         <w:ind w:left="2160" w:hanging="360"/>
       </w:pPr>
       <w:rPr>
-        <w:rFonts w:ascii="Wingdings" w:hAnsi="Wingdings" w:hint="default"/>
+        <w:rFonts w:hint="default" w:ascii="Wingdings" w:hAnsi="Wingdings"/>
       </w:rPr>
     </w:lvl>
     <w:lvl w:ilvl="3" w:tplc="04090001">
@@ -12001,7 +11648,7 @@
         <w:ind w:left="2880" w:hanging="360"/>
       </w:pPr>
       <w:rPr>
-        <w:rFonts w:ascii="Symbol" w:hAnsi="Symbol" w:hint="default"/>
+        <w:rFonts w:hint="default" w:ascii="Symbol" w:hAnsi="Symbol"/>
       </w:rPr>
     </w:lvl>
     <w:lvl w:ilvl="4" w:tplc="04090003">
@@ -12016,7 +11663,7 @@
         <w:ind w:left="3600" w:hanging="360"/>
       </w:pPr>
       <w:rPr>
-        <w:rFonts w:ascii="Courier New" w:hAnsi="Courier New" w:hint="default"/>
+        <w:rFonts w:hint="default" w:ascii="Courier New" w:hAnsi="Courier New"/>
       </w:rPr>
     </w:lvl>
     <w:lvl w:ilvl="5" w:tplc="04090005">
@@ -12031,7 +11678,7 @@
         <w:ind w:left="4320" w:hanging="360"/>
       </w:pPr>
       <w:rPr>
-        <w:rFonts w:ascii="Wingdings" w:hAnsi="Wingdings" w:hint="default"/>
+        <w:rFonts w:hint="default" w:ascii="Wingdings" w:hAnsi="Wingdings"/>
       </w:rPr>
     </w:lvl>
     <w:lvl w:ilvl="6" w:tplc="04090001">
@@ -12046,7 +11693,7 @@
         <w:ind w:left="5040" w:hanging="360"/>
       </w:pPr>
       <w:rPr>
-        <w:rFonts w:ascii="Symbol" w:hAnsi="Symbol" w:hint="default"/>
+        <w:rFonts w:hint="default" w:ascii="Symbol" w:hAnsi="Symbol"/>
       </w:rPr>
     </w:lvl>
     <w:lvl w:ilvl="7" w:tplc="04090003">
@@ -12061,7 +11708,7 @@
         <w:ind w:left="5760" w:hanging="360"/>
       </w:pPr>
       <w:rPr>
-        <w:rFonts w:ascii="Courier New" w:hAnsi="Courier New" w:hint="default"/>
+        <w:rFonts w:hint="default" w:ascii="Courier New" w:hAnsi="Courier New"/>
       </w:rPr>
     </w:lvl>
     <w:lvl w:ilvl="8" w:tplc="04090005">
@@ -12076,7 +11723,7 @@
         <w:ind w:left="6480" w:hanging="360"/>
       </w:pPr>
       <w:rPr>
-        <w:rFonts w:ascii="Wingdings" w:hAnsi="Wingdings" w:hint="default"/>
+        <w:rFonts w:hint="default" w:ascii="Wingdings" w:hAnsi="Wingdings"/>
       </w:rPr>
     </w:lvl>
   </w:abstractNum>
@@ -12182,7 +11829,7 @@
         <w:ind w:left="1440" w:hanging="360"/>
       </w:pPr>
       <w:rPr>
-        <w:rFonts w:ascii="Symbol" w:hAnsi="Symbol" w:hint="default"/>
+        <w:rFonts w:hint="default" w:ascii="Symbol" w:hAnsi="Symbol"/>
       </w:rPr>
     </w:lvl>
     <w:lvl w:ilvl="1" w:tplc="04090003" w:tentative="1">
@@ -12194,7 +11841,7 @@
         <w:ind w:left="2160" w:hanging="360"/>
       </w:pPr>
       <w:rPr>
-        <w:rFonts w:ascii="Courier New" w:hAnsi="Courier New" w:cs="Courier New" w:hint="default"/>
+        <w:rFonts w:hint="default" w:ascii="Courier New" w:hAnsi="Courier New" w:cs="Courier New"/>
       </w:rPr>
     </w:lvl>
     <w:lvl w:ilvl="2" w:tplc="04090005" w:tentative="1">
@@ -12206,7 +11853,7 @@
         <w:ind w:left="2880" w:hanging="360"/>
       </w:pPr>
       <w:rPr>
-        <w:rFonts w:ascii="Wingdings" w:hAnsi="Wingdings" w:hint="default"/>
+        <w:rFonts w:hint="default" w:ascii="Wingdings" w:hAnsi="Wingdings"/>
       </w:rPr>
     </w:lvl>
     <w:lvl w:ilvl="3" w:tplc="04090001" w:tentative="1">
@@ -12218,7 +11865,7 @@
         <w:ind w:left="3600" w:hanging="360"/>
       </w:pPr>
       <w:rPr>
-        <w:rFonts w:ascii="Symbol" w:hAnsi="Symbol" w:hint="default"/>
+        <w:rFonts w:hint="default" w:ascii="Symbol" w:hAnsi="Symbol"/>
       </w:rPr>
     </w:lvl>
     <w:lvl w:ilvl="4" w:tplc="04090003" w:tentative="1">
@@ -12230,7 +11877,7 @@
         <w:ind w:left="4320" w:hanging="360"/>
       </w:pPr>
       <w:rPr>
-        <w:rFonts w:ascii="Courier New" w:hAnsi="Courier New" w:cs="Courier New" w:hint="default"/>
+        <w:rFonts w:hint="default" w:ascii="Courier New" w:hAnsi="Courier New" w:cs="Courier New"/>
       </w:rPr>
     </w:lvl>
     <w:lvl w:ilvl="5" w:tplc="04090005" w:tentative="1">
@@ -12242,7 +11889,7 @@
         <w:ind w:left="5040" w:hanging="360"/>
       </w:pPr>
       <w:rPr>
-        <w:rFonts w:ascii="Wingdings" w:hAnsi="Wingdings" w:hint="default"/>
+        <w:rFonts w:hint="default" w:ascii="Wingdings" w:hAnsi="Wingdings"/>
       </w:rPr>
     </w:lvl>
     <w:lvl w:ilvl="6" w:tplc="04090001" w:tentative="1">
@@ -12254,7 +11901,7 @@
         <w:ind w:left="5760" w:hanging="360"/>
       </w:pPr>
       <w:rPr>
-        <w:rFonts w:ascii="Symbol" w:hAnsi="Symbol" w:hint="default"/>
+        <w:rFonts w:hint="default" w:ascii="Symbol" w:hAnsi="Symbol"/>
       </w:rPr>
     </w:lvl>
     <w:lvl w:ilvl="7" w:tplc="04090003" w:tentative="1">
@@ -12266,7 +11913,7 @@
         <w:ind w:left="6480" w:hanging="360"/>
       </w:pPr>
       <w:rPr>
-        <w:rFonts w:ascii="Courier New" w:hAnsi="Courier New" w:cs="Courier New" w:hint="default"/>
+        <w:rFonts w:hint="default" w:ascii="Courier New" w:hAnsi="Courier New" w:cs="Courier New"/>
       </w:rPr>
     </w:lvl>
     <w:lvl w:ilvl="8" w:tplc="04090005" w:tentative="1">
@@ -12278,7 +11925,7 @@
         <w:ind w:left="7200" w:hanging="360"/>
       </w:pPr>
       <w:rPr>
-        <w:rFonts w:ascii="Wingdings" w:hAnsi="Wingdings" w:hint="default"/>
+        <w:rFonts w:hint="default" w:ascii="Wingdings" w:hAnsi="Wingdings"/>
       </w:rPr>
     </w:lvl>
   </w:abstractNum>
@@ -12294,7 +11941,7 @@
         <w:ind w:left="720" w:hanging="360"/>
       </w:pPr>
       <w:rPr>
-        <w:rFonts w:ascii="Times New Roman" w:eastAsia="Calibri" w:hAnsi="Times New Roman" w:cs="Times New Roman" w:hint="default"/>
+        <w:rFonts w:hint="default" w:ascii="Times New Roman" w:hAnsi="Times New Roman" w:eastAsia="Calibri" w:cs="Times New Roman"/>
       </w:rPr>
     </w:lvl>
     <w:lvl w:ilvl="1" w:tplc="04090003" w:tentative="1">
@@ -12306,7 +11953,7 @@
         <w:ind w:left="1440" w:hanging="360"/>
       </w:pPr>
       <w:rPr>
-        <w:rFonts w:ascii="Courier New" w:hAnsi="Courier New" w:cs="Courier New" w:hint="default"/>
+        <w:rFonts w:hint="default" w:ascii="Courier New" w:hAnsi="Courier New" w:cs="Courier New"/>
       </w:rPr>
     </w:lvl>
     <w:lvl w:ilvl="2" w:tplc="04090005" w:tentative="1">
@@ -12318,7 +11965,7 @@
         <w:ind w:left="2160" w:hanging="360"/>
       </w:pPr>
       <w:rPr>
-        <w:rFonts w:ascii="Wingdings" w:hAnsi="Wingdings" w:hint="default"/>
+        <w:rFonts w:hint="default" w:ascii="Wingdings" w:hAnsi="Wingdings"/>
       </w:rPr>
     </w:lvl>
     <w:lvl w:ilvl="3" w:tplc="04090001" w:tentative="1">
@@ -12330,7 +11977,7 @@
         <w:ind w:left="2880" w:hanging="360"/>
       </w:pPr>
       <w:rPr>
-        <w:rFonts w:ascii="Symbol" w:hAnsi="Symbol" w:hint="default"/>
+        <w:rFonts w:hint="default" w:ascii="Symbol" w:hAnsi="Symbol"/>
       </w:rPr>
     </w:lvl>
     <w:lvl w:ilvl="4" w:tplc="04090003" w:tentative="1">
@@ -12342,7 +11989,7 @@
         <w:ind w:left="3600" w:hanging="360"/>
       </w:pPr>
       <w:rPr>
-        <w:rFonts w:ascii="Courier New" w:hAnsi="Courier New" w:cs="Courier New" w:hint="default"/>
+        <w:rFonts w:hint="default" w:ascii="Courier New" w:hAnsi="Courier New" w:cs="Courier New"/>
       </w:rPr>
     </w:lvl>
     <w:lvl w:ilvl="5" w:tplc="04090005" w:tentative="1">
@@ -12354,7 +12001,7 @@
         <w:ind w:left="4320" w:hanging="360"/>
       </w:pPr>
       <w:rPr>
-        <w:rFonts w:ascii="Wingdings" w:hAnsi="Wingdings" w:hint="default"/>
+        <w:rFonts w:hint="default" w:ascii="Wingdings" w:hAnsi="Wingdings"/>
       </w:rPr>
     </w:lvl>
     <w:lvl w:ilvl="6" w:tplc="04090001" w:tentative="1">
@@ -12366,7 +12013,7 @@
         <w:ind w:left="5040" w:hanging="360"/>
       </w:pPr>
       <w:rPr>
-        <w:rFonts w:ascii="Symbol" w:hAnsi="Symbol" w:hint="default"/>
+        <w:rFonts w:hint="default" w:ascii="Symbol" w:hAnsi="Symbol"/>
       </w:rPr>
     </w:lvl>
     <w:lvl w:ilvl="7" w:tplc="04090003" w:tentative="1">
@@ -12378,7 +12025,7 @@
         <w:ind w:left="5760" w:hanging="360"/>
       </w:pPr>
       <w:rPr>
-        <w:rFonts w:ascii="Courier New" w:hAnsi="Courier New" w:cs="Courier New" w:hint="default"/>
+        <w:rFonts w:hint="default" w:ascii="Courier New" w:hAnsi="Courier New" w:cs="Courier New"/>
       </w:rPr>
     </w:lvl>
     <w:lvl w:ilvl="8" w:tplc="04090005" w:tentative="1">
@@ -12390,7 +12037,7 @@
         <w:ind w:left="6480" w:hanging="360"/>
       </w:pPr>
       <w:rPr>
-        <w:rFonts w:ascii="Wingdings" w:hAnsi="Wingdings" w:hint="default"/>
+        <w:rFonts w:hint="default" w:ascii="Wingdings" w:hAnsi="Wingdings"/>
       </w:rPr>
     </w:lvl>
   </w:abstractNum>
@@ -12496,7 +12143,7 @@
         <w:ind w:left="1080" w:hanging="360"/>
       </w:pPr>
       <w:rPr>
-        <w:rFonts w:cs="Cambria" w:hint="default"/>
+        <w:rFonts w:hint="default" w:cs="Cambria"/>
       </w:rPr>
     </w:lvl>
     <w:lvl w:ilvl="1" w:tplc="08090019" w:tentative="1">
@@ -12584,7 +12231,7 @@
         <w:ind w:left="720" w:hanging="360"/>
       </w:pPr>
       <w:rPr>
-        <w:rFonts w:ascii="Times New Roman" w:eastAsia="Times New Roman" w:hAnsi="Times New Roman" w:cs="Times New Roman" w:hint="default"/>
+        <w:rFonts w:hint="default" w:ascii="Times New Roman" w:hAnsi="Times New Roman" w:eastAsia="Times New Roman" w:cs="Times New Roman"/>
       </w:rPr>
     </w:lvl>
     <w:lvl w:ilvl="1" w:tplc="042A0003" w:tentative="1">
@@ -12596,7 +12243,7 @@
         <w:ind w:left="1440" w:hanging="360"/>
       </w:pPr>
       <w:rPr>
-        <w:rFonts w:ascii="Courier New" w:hAnsi="Courier New" w:cs="Courier New" w:hint="default"/>
+        <w:rFonts w:hint="default" w:ascii="Courier New" w:hAnsi="Courier New" w:cs="Courier New"/>
       </w:rPr>
     </w:lvl>
     <w:lvl w:ilvl="2" w:tplc="042A0005" w:tentative="1">
@@ -12608,7 +12255,7 @@
         <w:ind w:left="2160" w:hanging="360"/>
       </w:pPr>
       <w:rPr>
-        <w:rFonts w:ascii="Wingdings" w:hAnsi="Wingdings" w:hint="default"/>
+        <w:rFonts w:hint="default" w:ascii="Wingdings" w:hAnsi="Wingdings"/>
       </w:rPr>
     </w:lvl>
     <w:lvl w:ilvl="3" w:tplc="042A0001" w:tentative="1">
@@ -12620,7 +12267,7 @@
         <w:ind w:left="2880" w:hanging="360"/>
       </w:pPr>
       <w:rPr>
-        <w:rFonts w:ascii="Symbol" w:hAnsi="Symbol" w:hint="default"/>
+        <w:rFonts w:hint="default" w:ascii="Symbol" w:hAnsi="Symbol"/>
       </w:rPr>
     </w:lvl>
     <w:lvl w:ilvl="4" w:tplc="042A0003">
@@ -12632,7 +12279,7 @@
         <w:ind w:left="3600" w:hanging="360"/>
       </w:pPr>
       <w:rPr>
-        <w:rFonts w:ascii="Courier New" w:hAnsi="Courier New" w:cs="Courier New" w:hint="default"/>
+        <w:rFonts w:hint="default" w:ascii="Courier New" w:hAnsi="Courier New" w:cs="Courier New"/>
       </w:rPr>
     </w:lvl>
     <w:lvl w:ilvl="5" w:tplc="042A0005" w:tentative="1">
@@ -12644,7 +12291,7 @@
         <w:ind w:left="4320" w:hanging="360"/>
       </w:pPr>
       <w:rPr>
-        <w:rFonts w:ascii="Wingdings" w:hAnsi="Wingdings" w:hint="default"/>
+        <w:rFonts w:hint="default" w:ascii="Wingdings" w:hAnsi="Wingdings"/>
       </w:rPr>
     </w:lvl>
     <w:lvl w:ilvl="6" w:tplc="042A0001" w:tentative="1">
@@ -12656,7 +12303,7 @@
         <w:ind w:left="5040" w:hanging="360"/>
       </w:pPr>
       <w:rPr>
-        <w:rFonts w:ascii="Symbol" w:hAnsi="Symbol" w:hint="default"/>
+        <w:rFonts w:hint="default" w:ascii="Symbol" w:hAnsi="Symbol"/>
       </w:rPr>
     </w:lvl>
     <w:lvl w:ilvl="7" w:tplc="042A0003" w:tentative="1">
@@ -12668,7 +12315,7 @@
         <w:ind w:left="5760" w:hanging="360"/>
       </w:pPr>
       <w:rPr>
-        <w:rFonts w:ascii="Courier New" w:hAnsi="Courier New" w:cs="Courier New" w:hint="default"/>
+        <w:rFonts w:hint="default" w:ascii="Courier New" w:hAnsi="Courier New" w:cs="Courier New"/>
       </w:rPr>
     </w:lvl>
     <w:lvl w:ilvl="8" w:tplc="042A0005" w:tentative="1">
@@ -12680,7 +12327,7 @@
         <w:ind w:left="6480" w:hanging="360"/>
       </w:pPr>
       <w:rPr>
-        <w:rFonts w:ascii="Wingdings" w:hAnsi="Wingdings" w:hint="default"/>
+        <w:rFonts w:hint="default" w:ascii="Wingdings" w:hAnsi="Wingdings"/>
       </w:rPr>
     </w:lvl>
   </w:abstractNum>
@@ -12783,7 +12430,7 @@
       <w:lvlText w:val=""/>
       <w:lvlJc w:val="left"/>
       <w:rPr>
-        <w:rFonts w:ascii="Symbol" w:hAnsi="Symbol" w:hint="default"/>
+        <w:rFonts w:hint="default" w:ascii="Symbol" w:hAnsi="Symbol"/>
       </w:rPr>
     </w:lvl>
     <w:lvl w:ilvl="1" w:tplc="04090003" w:tentative="1">
@@ -12795,7 +12442,7 @@
         <w:ind w:left="1440" w:hanging="360"/>
       </w:pPr>
       <w:rPr>
-        <w:rFonts w:ascii="Courier New" w:hAnsi="Courier New" w:cs="Courier New" w:hint="default"/>
+        <w:rFonts w:hint="default" w:ascii="Courier New" w:hAnsi="Courier New" w:cs="Courier New"/>
       </w:rPr>
     </w:lvl>
     <w:lvl w:ilvl="2" w:tplc="04090005" w:tentative="1">
@@ -12807,7 +12454,7 @@
         <w:ind w:left="2160" w:hanging="360"/>
       </w:pPr>
       <w:rPr>
-        <w:rFonts w:ascii="Wingdings" w:hAnsi="Wingdings" w:hint="default"/>
+        <w:rFonts w:hint="default" w:ascii="Wingdings" w:hAnsi="Wingdings"/>
       </w:rPr>
     </w:lvl>
     <w:lvl w:ilvl="3" w:tplc="04090001" w:tentative="1">
@@ -12819,7 +12466,7 @@
         <w:ind w:left="2880" w:hanging="360"/>
       </w:pPr>
       <w:rPr>
-        <w:rFonts w:ascii="Symbol" w:hAnsi="Symbol" w:hint="default"/>
+        <w:rFonts w:hint="default" w:ascii="Symbol" w:hAnsi="Symbol"/>
       </w:rPr>
     </w:lvl>
     <w:lvl w:ilvl="4" w:tplc="04090003" w:tentative="1">
@@ -12831,7 +12478,7 @@
         <w:ind w:left="3600" w:hanging="360"/>
       </w:pPr>
       <w:rPr>
-        <w:rFonts w:ascii="Courier New" w:hAnsi="Courier New" w:cs="Courier New" w:hint="default"/>
+        <w:rFonts w:hint="default" w:ascii="Courier New" w:hAnsi="Courier New" w:cs="Courier New"/>
       </w:rPr>
     </w:lvl>
     <w:lvl w:ilvl="5" w:tplc="04090005" w:tentative="1">
@@ -12843,7 +12490,7 @@
         <w:ind w:left="4320" w:hanging="360"/>
       </w:pPr>
       <w:rPr>
-        <w:rFonts w:ascii="Wingdings" w:hAnsi="Wingdings" w:hint="default"/>
+        <w:rFonts w:hint="default" w:ascii="Wingdings" w:hAnsi="Wingdings"/>
       </w:rPr>
     </w:lvl>
     <w:lvl w:ilvl="6" w:tplc="04090001" w:tentative="1">
@@ -12855,7 +12502,7 @@
         <w:ind w:left="5040" w:hanging="360"/>
       </w:pPr>
       <w:rPr>
-        <w:rFonts w:ascii="Symbol" w:hAnsi="Symbol" w:hint="default"/>
+        <w:rFonts w:hint="default" w:ascii="Symbol" w:hAnsi="Symbol"/>
       </w:rPr>
     </w:lvl>
     <w:lvl w:ilvl="7" w:tplc="04090003" w:tentative="1">
@@ -12867,7 +12514,7 @@
         <w:ind w:left="5760" w:hanging="360"/>
       </w:pPr>
       <w:rPr>
-        <w:rFonts w:ascii="Courier New" w:hAnsi="Courier New" w:cs="Courier New" w:hint="default"/>
+        <w:rFonts w:hint="default" w:ascii="Courier New" w:hAnsi="Courier New" w:cs="Courier New"/>
       </w:rPr>
     </w:lvl>
     <w:lvl w:ilvl="8" w:tplc="04090005" w:tentative="1">
@@ -12879,7 +12526,7 @@
         <w:ind w:left="6480" w:hanging="360"/>
       </w:pPr>
       <w:rPr>
-        <w:rFonts w:ascii="Wingdings" w:hAnsi="Wingdings" w:hint="default"/>
+        <w:rFonts w:hint="default" w:ascii="Wingdings" w:hAnsi="Wingdings"/>
       </w:rPr>
     </w:lvl>
   </w:abstractNum>
@@ -13098,7 +12745,7 @@
         <w:ind w:left="720" w:hanging="360"/>
       </w:pPr>
       <w:rPr>
-        <w:rFonts w:ascii="Symbol" w:hAnsi="Symbol" w:hint="default"/>
+        <w:rFonts w:hint="default" w:ascii="Symbol" w:hAnsi="Symbol"/>
       </w:rPr>
     </w:lvl>
     <w:lvl w:ilvl="1" w:tplc="FFFFFFFF" w:tentative="1">
@@ -13205,7 +12852,7 @@
         <w:ind w:left="1980" w:hanging="360"/>
       </w:pPr>
       <w:rPr>
-        <w:rFonts w:ascii="Wingdings" w:hAnsi="Wingdings" w:hint="default"/>
+        <w:rFonts w:hint="default" w:ascii="Wingdings" w:hAnsi="Wingdings"/>
       </w:rPr>
     </w:lvl>
     <w:lvl w:ilvl="2" w:tplc="0409001B" w:tentative="1">
@@ -13488,7 +13135,7 @@
         <w:ind w:left="720" w:hanging="360"/>
       </w:pPr>
       <w:rPr>
-        <w:rFonts w:ascii="Times New Roman" w:eastAsia="Calibri" w:hAnsi="Times New Roman" w:cs="Times New Roman" w:hint="default"/>
+        <w:rFonts w:hint="default" w:ascii="Times New Roman" w:hAnsi="Times New Roman" w:eastAsia="Calibri" w:cs="Times New Roman"/>
       </w:rPr>
     </w:lvl>
     <w:lvl w:ilvl="1" w:tplc="04090003" w:tentative="1">
@@ -13500,7 +13147,7 @@
         <w:ind w:left="1440" w:hanging="360"/>
       </w:pPr>
       <w:rPr>
-        <w:rFonts w:ascii="Courier New" w:hAnsi="Courier New" w:cs="Courier New" w:hint="default"/>
+        <w:rFonts w:hint="default" w:ascii="Courier New" w:hAnsi="Courier New" w:cs="Courier New"/>
       </w:rPr>
     </w:lvl>
     <w:lvl w:ilvl="2" w:tplc="04090005" w:tentative="1">
@@ -13512,7 +13159,7 @@
         <w:ind w:left="2160" w:hanging="360"/>
       </w:pPr>
       <w:rPr>
-        <w:rFonts w:ascii="Wingdings" w:hAnsi="Wingdings" w:hint="default"/>
+        <w:rFonts w:hint="default" w:ascii="Wingdings" w:hAnsi="Wingdings"/>
       </w:rPr>
     </w:lvl>
     <w:lvl w:ilvl="3" w:tplc="04090001" w:tentative="1">
@@ -13524,7 +13171,7 @@
         <w:ind w:left="2880" w:hanging="360"/>
       </w:pPr>
       <w:rPr>
-        <w:rFonts w:ascii="Symbol" w:hAnsi="Symbol" w:hint="default"/>
+        <w:rFonts w:hint="default" w:ascii="Symbol" w:hAnsi="Symbol"/>
       </w:rPr>
     </w:lvl>
     <w:lvl w:ilvl="4" w:tplc="04090003" w:tentative="1">
@@ -13536,7 +13183,7 @@
         <w:ind w:left="3600" w:hanging="360"/>
       </w:pPr>
       <w:rPr>
-        <w:rFonts w:ascii="Courier New" w:hAnsi="Courier New" w:cs="Courier New" w:hint="default"/>
+        <w:rFonts w:hint="default" w:ascii="Courier New" w:hAnsi="Courier New" w:cs="Courier New"/>
       </w:rPr>
     </w:lvl>
     <w:lvl w:ilvl="5" w:tplc="04090005" w:tentative="1">
@@ -13548,7 +13195,7 @@
         <w:ind w:left="4320" w:hanging="360"/>
       </w:pPr>
       <w:rPr>
-        <w:rFonts w:ascii="Wingdings" w:hAnsi="Wingdings" w:hint="default"/>
+        <w:rFonts w:hint="default" w:ascii="Wingdings" w:hAnsi="Wingdings"/>
       </w:rPr>
     </w:lvl>
     <w:lvl w:ilvl="6" w:tplc="04090001" w:tentative="1">
@@ -13560,7 +13207,7 @@
         <w:ind w:left="5040" w:hanging="360"/>
       </w:pPr>
       <w:rPr>
-        <w:rFonts w:ascii="Symbol" w:hAnsi="Symbol" w:hint="default"/>
+        <w:rFonts w:hint="default" w:ascii="Symbol" w:hAnsi="Symbol"/>
       </w:rPr>
     </w:lvl>
     <w:lvl w:ilvl="7" w:tplc="04090003" w:tentative="1">
@@ -13572,7 +13219,7 @@
         <w:ind w:left="5760" w:hanging="360"/>
       </w:pPr>
       <w:rPr>
-        <w:rFonts w:ascii="Courier New" w:hAnsi="Courier New" w:cs="Courier New" w:hint="default"/>
+        <w:rFonts w:hint="default" w:ascii="Courier New" w:hAnsi="Courier New" w:cs="Courier New"/>
       </w:rPr>
     </w:lvl>
     <w:lvl w:ilvl="8" w:tplc="04090005" w:tentative="1">
@@ -13584,7 +13231,7 @@
         <w:ind w:left="6480" w:hanging="360"/>
       </w:pPr>
       <w:rPr>
-        <w:rFonts w:ascii="Wingdings" w:hAnsi="Wingdings" w:hint="default"/>
+        <w:rFonts w:hint="default" w:ascii="Wingdings" w:hAnsi="Wingdings"/>
       </w:rPr>
     </w:lvl>
   </w:abstractNum>
@@ -13702,7 +13349,7 @@
         <w:ind w:left="1440" w:hanging="360"/>
       </w:pPr>
       <w:rPr>
-        <w:rFonts w:ascii="Courier New" w:hAnsi="Courier New" w:hint="default"/>
+        <w:rFonts w:hint="default" w:ascii="Courier New" w:hAnsi="Courier New"/>
       </w:rPr>
     </w:lvl>
     <w:lvl w:ilvl="2">
@@ -13717,7 +13364,7 @@
         <w:ind w:left="2160" w:hanging="360"/>
       </w:pPr>
       <w:rPr>
-        <w:rFonts w:ascii="Wingdings" w:hAnsi="Wingdings" w:hint="default"/>
+        <w:rFonts w:hint="default" w:ascii="Wingdings" w:hAnsi="Wingdings"/>
       </w:rPr>
     </w:lvl>
     <w:lvl w:ilvl="3">
@@ -13732,7 +13379,7 @@
         <w:ind w:left="2880" w:hanging="360"/>
       </w:pPr>
       <w:rPr>
-        <w:rFonts w:ascii="Symbol" w:hAnsi="Symbol" w:hint="default"/>
+        <w:rFonts w:hint="default" w:ascii="Symbol" w:hAnsi="Symbol"/>
       </w:rPr>
     </w:lvl>
     <w:lvl w:ilvl="4">
@@ -13747,7 +13394,7 @@
         <w:ind w:left="3600" w:hanging="360"/>
       </w:pPr>
       <w:rPr>
-        <w:rFonts w:ascii="Courier New" w:hAnsi="Courier New" w:hint="default"/>
+        <w:rFonts w:hint="default" w:ascii="Courier New" w:hAnsi="Courier New"/>
       </w:rPr>
     </w:lvl>
     <w:lvl w:ilvl="5">
@@ -13762,7 +13409,7 @@
         <w:ind w:left="4320" w:hanging="360"/>
       </w:pPr>
       <w:rPr>
-        <w:rFonts w:ascii="Wingdings" w:hAnsi="Wingdings" w:hint="default"/>
+        <w:rFonts w:hint="default" w:ascii="Wingdings" w:hAnsi="Wingdings"/>
       </w:rPr>
     </w:lvl>
     <w:lvl w:ilvl="6">
@@ -13777,7 +13424,7 @@
         <w:ind w:left="5040" w:hanging="360"/>
       </w:pPr>
       <w:rPr>
-        <w:rFonts w:ascii="Symbol" w:hAnsi="Symbol" w:hint="default"/>
+        <w:rFonts w:hint="default" w:ascii="Symbol" w:hAnsi="Symbol"/>
       </w:rPr>
     </w:lvl>
     <w:lvl w:ilvl="7">
@@ -13792,7 +13439,7 @@
         <w:ind w:left="5760" w:hanging="360"/>
       </w:pPr>
       <w:rPr>
-        <w:rFonts w:ascii="Courier New" w:hAnsi="Courier New" w:hint="default"/>
+        <w:rFonts w:hint="default" w:ascii="Courier New" w:hAnsi="Courier New"/>
       </w:rPr>
     </w:lvl>
     <w:lvl w:ilvl="8">
@@ -13807,7 +13454,7 @@
         <w:ind w:left="6480" w:hanging="360"/>
       </w:pPr>
       <w:rPr>
-        <w:rFonts w:ascii="Wingdings" w:hAnsi="Wingdings" w:hint="default"/>
+        <w:rFonts w:hint="default" w:ascii="Wingdings" w:hAnsi="Wingdings"/>
       </w:rPr>
     </w:lvl>
   </w:abstractNum>
@@ -13924,7 +13571,7 @@
   <w:docDefaults>
     <w:rPrDefault>
       <w:rPr>
-        <w:rFonts w:asciiTheme="minorHAnsi" w:eastAsiaTheme="minorHAnsi" w:hAnsiTheme="minorHAnsi" w:cstheme="minorBidi"/>
+        <w:rFonts w:asciiTheme="minorHAnsi" w:hAnsiTheme="minorHAnsi" w:eastAsiaTheme="minorHAnsi" w:cstheme="minorBidi"/>
         <w:kern w:val="2"/>
         <w:sz w:val="22"/>
         <w:szCs w:val="22"/>
@@ -13941,14 +13588,14 @@
   <w:latentStyles w:defLockedState="0" w:defUIPriority="99" w:defSemiHidden="0" w:defUnhideWhenUsed="0" w:defQFormat="0" w:count="376">
     <w:lsdException w:name="Normal" w:uiPriority="0" w:qFormat="1"/>
     <w:lsdException w:name="heading 1" w:uiPriority="9" w:qFormat="1"/>
-    <w:lsdException w:name="heading 2" w:semiHidden="1" w:uiPriority="9" w:unhideWhenUsed="1" w:qFormat="1"/>
-    <w:lsdException w:name="heading 3" w:semiHidden="1" w:uiPriority="9" w:unhideWhenUsed="1" w:qFormat="1"/>
-    <w:lsdException w:name="heading 4" w:semiHidden="1" w:uiPriority="9" w:unhideWhenUsed="1" w:qFormat="1"/>
-    <w:lsdException w:name="heading 5" w:semiHidden="1" w:uiPriority="9" w:unhideWhenUsed="1" w:qFormat="1"/>
-    <w:lsdException w:name="heading 6" w:semiHidden="1" w:uiPriority="9" w:unhideWhenUsed="1" w:qFormat="1"/>
-    <w:lsdException w:name="heading 7" w:semiHidden="1" w:uiPriority="9" w:unhideWhenUsed="1" w:qFormat="1"/>
-    <w:lsdException w:name="heading 8" w:semiHidden="1" w:uiPriority="9" w:unhideWhenUsed="1" w:qFormat="1"/>
-    <w:lsdException w:name="heading 9" w:semiHidden="1" w:uiPriority="9" w:unhideWhenUsed="1" w:qFormat="1"/>
+    <w:lsdException w:name="heading 2" w:uiPriority="9" w:semiHidden="1" w:unhideWhenUsed="1" w:qFormat="1"/>
+    <w:lsdException w:name="heading 3" w:uiPriority="9" w:semiHidden="1" w:unhideWhenUsed="1" w:qFormat="1"/>
+    <w:lsdException w:name="heading 4" w:uiPriority="9" w:semiHidden="1" w:unhideWhenUsed="1" w:qFormat="1"/>
+    <w:lsdException w:name="heading 5" w:uiPriority="9" w:semiHidden="1" w:unhideWhenUsed="1" w:qFormat="1"/>
+    <w:lsdException w:name="heading 6" w:uiPriority="9" w:semiHidden="1" w:unhideWhenUsed="1" w:qFormat="1"/>
+    <w:lsdException w:name="heading 7" w:uiPriority="9" w:semiHidden="1" w:unhideWhenUsed="1" w:qFormat="1"/>
+    <w:lsdException w:name="heading 8" w:uiPriority="9" w:semiHidden="1" w:unhideWhenUsed="1" w:qFormat="1"/>
+    <w:lsdException w:name="heading 9" w:uiPriority="9" w:semiHidden="1" w:unhideWhenUsed="1" w:qFormat="1"/>
     <w:lsdException w:name="index 1" w:semiHidden="1" w:unhideWhenUsed="1"/>
     <w:lsdException w:name="index 2" w:semiHidden="1" w:unhideWhenUsed="1"/>
     <w:lsdException w:name="index 3" w:semiHidden="1" w:unhideWhenUsed="1"/>
@@ -13958,22 +13605,22 @@
     <w:lsdException w:name="index 7" w:semiHidden="1" w:unhideWhenUsed="1"/>
     <w:lsdException w:name="index 8" w:semiHidden="1" w:unhideWhenUsed="1"/>
     <w:lsdException w:name="index 9" w:semiHidden="1" w:unhideWhenUsed="1"/>
-    <w:lsdException w:name="toc 1" w:semiHidden="1" w:uiPriority="39" w:unhideWhenUsed="1"/>
-    <w:lsdException w:name="toc 2" w:semiHidden="1" w:uiPriority="39" w:unhideWhenUsed="1"/>
-    <w:lsdException w:name="toc 3" w:semiHidden="1" w:uiPriority="39" w:unhideWhenUsed="1"/>
-    <w:lsdException w:name="toc 4" w:semiHidden="1" w:uiPriority="39" w:unhideWhenUsed="1"/>
-    <w:lsdException w:name="toc 5" w:semiHidden="1" w:uiPriority="39" w:unhideWhenUsed="1"/>
-    <w:lsdException w:name="toc 6" w:semiHidden="1" w:uiPriority="39" w:unhideWhenUsed="1"/>
-    <w:lsdException w:name="toc 7" w:semiHidden="1" w:uiPriority="39" w:unhideWhenUsed="1"/>
-    <w:lsdException w:name="toc 8" w:semiHidden="1" w:uiPriority="39" w:unhideWhenUsed="1"/>
-    <w:lsdException w:name="toc 9" w:semiHidden="1" w:uiPriority="39" w:unhideWhenUsed="1"/>
+    <w:lsdException w:name="toc 1" w:uiPriority="39" w:semiHidden="1" w:unhideWhenUsed="1"/>
+    <w:lsdException w:name="toc 2" w:uiPriority="39" w:semiHidden="1" w:unhideWhenUsed="1"/>
+    <w:lsdException w:name="toc 3" w:uiPriority="39" w:semiHidden="1" w:unhideWhenUsed="1"/>
+    <w:lsdException w:name="toc 4" w:uiPriority="39" w:semiHidden="1" w:unhideWhenUsed="1"/>
+    <w:lsdException w:name="toc 5" w:uiPriority="39" w:semiHidden="1" w:unhideWhenUsed="1"/>
+    <w:lsdException w:name="toc 6" w:uiPriority="39" w:semiHidden="1" w:unhideWhenUsed="1"/>
+    <w:lsdException w:name="toc 7" w:uiPriority="39" w:semiHidden="1" w:unhideWhenUsed="1"/>
+    <w:lsdException w:name="toc 8" w:uiPriority="39" w:semiHidden="1" w:unhideWhenUsed="1"/>
+    <w:lsdException w:name="toc 9" w:uiPriority="39" w:semiHidden="1" w:unhideWhenUsed="1"/>
     <w:lsdException w:name="Normal Indent" w:semiHidden="1" w:unhideWhenUsed="1"/>
     <w:lsdException w:name="footnote text" w:semiHidden="1" w:unhideWhenUsed="1"/>
     <w:lsdException w:name="annotation text" w:semiHidden="1" w:unhideWhenUsed="1"/>
     <w:lsdException w:name="header" w:semiHidden="1" w:unhideWhenUsed="1"/>
     <w:lsdException w:name="footer" w:semiHidden="1" w:unhideWhenUsed="1"/>
     <w:lsdException w:name="index heading" w:semiHidden="1" w:unhideWhenUsed="1"/>
-    <w:lsdException w:name="caption" w:semiHidden="1" w:uiPriority="35" w:unhideWhenUsed="1" w:qFormat="1"/>
+    <w:lsdException w:name="caption" w:uiPriority="35" w:semiHidden="1" w:unhideWhenUsed="1" w:qFormat="1"/>
     <w:lsdException w:name="table of figures" w:semiHidden="1" w:unhideWhenUsed="1"/>
     <w:lsdException w:name="envelope address" w:semiHidden="1" w:unhideWhenUsed="1"/>
     <w:lsdException w:name="envelope return" w:semiHidden="1" w:unhideWhenUsed="1"/>
@@ -14004,7 +13651,7 @@
     <w:lsdException w:name="Title" w:uiPriority="10" w:qFormat="1"/>
     <w:lsdException w:name="Closing" w:semiHidden="1" w:unhideWhenUsed="1"/>
     <w:lsdException w:name="Signature" w:semiHidden="1" w:unhideWhenUsed="1"/>
-    <w:lsdException w:name="Default Paragraph Font" w:semiHidden="1" w:uiPriority="1" w:unhideWhenUsed="1"/>
+    <w:lsdException w:name="Default Paragraph Font" w:uiPriority="1" w:semiHidden="1" w:unhideWhenUsed="1"/>
     <w:lsdException w:name="Body Text" w:semiHidden="1" w:unhideWhenUsed="1"/>
     <w:lsdException w:name="Body Text Indent" w:semiHidden="1" w:unhideWhenUsed="1"/>
     <w:lsdException w:name="List Continue" w:semiHidden="1" w:unhideWhenUsed="1"/>
@@ -14204,8 +13851,8 @@
     <w:lsdException w:name="Subtle Reference" w:uiPriority="31" w:qFormat="1"/>
     <w:lsdException w:name="Intense Reference" w:uiPriority="32" w:qFormat="1"/>
     <w:lsdException w:name="Book Title" w:uiPriority="33" w:qFormat="1"/>
-    <w:lsdException w:name="Bibliography" w:semiHidden="1" w:uiPriority="37" w:unhideWhenUsed="1"/>
-    <w:lsdException w:name="TOC Heading" w:semiHidden="1" w:uiPriority="39" w:unhideWhenUsed="1" w:qFormat="1"/>
+    <w:lsdException w:name="Bibliography" w:uiPriority="37" w:semiHidden="1" w:unhideWhenUsed="1"/>
+    <w:lsdException w:name="TOC Heading" w:uiPriority="39" w:semiHidden="1" w:unhideWhenUsed="1" w:qFormat="1"/>
     <w:lsdException w:name="Plain Table 1" w:uiPriority="41"/>
     <w:lsdException w:name="Plain Table 2" w:uiPriority="42"/>
     <w:lsdException w:name="Plain Table 3" w:uiPriority="43"/>
@@ -14316,7 +13963,7 @@
     <w:lsdException w:name="Unresolved Mention" w:semiHidden="1" w:unhideWhenUsed="1"/>
     <w:lsdException w:name="Smart Link" w:semiHidden="1" w:unhideWhenUsed="1"/>
   </w:latentStyles>
-  <w:style w:type="paragraph" w:default="1" w:styleId="Normal">
+  <w:style w:type="paragraph" w:styleId="Normal" w:default="1">
     <w:name w:val="Normal"/>
     <w:qFormat/>
     <w:rsid w:val="00245B50"/>
@@ -14324,7 +13971,7 @@
       <w:spacing w:after="0" w:line="240" w:lineRule="auto"/>
     </w:pPr>
     <w:rPr>
-      <w:rFonts w:ascii="VNI-Times" w:eastAsia="Times New Roman" w:hAnsi="VNI-Times" w:cs="Times New Roman"/>
+      <w:rFonts w:ascii="VNI-Times" w:hAnsi="VNI-Times" w:eastAsia="Times New Roman" w:cs="Times New Roman"/>
       <w:kern w:val="0"/>
       <w:sz w:val="26"/>
       <w:szCs w:val="20"/>
@@ -14347,7 +13994,7 @@
       <w:outlineLvl w:val="0"/>
     </w:pPr>
     <w:rPr>
-      <w:rFonts w:asciiTheme="majorHAnsi" w:eastAsiaTheme="majorEastAsia" w:hAnsiTheme="majorHAnsi" w:cstheme="majorBidi"/>
+      <w:rFonts w:asciiTheme="majorHAnsi" w:hAnsiTheme="majorHAnsi" w:eastAsiaTheme="majorEastAsia" w:cstheme="majorBidi"/>
       <w:color w:val="0F4761" w:themeColor="accent1" w:themeShade="BF"/>
       <w:sz w:val="40"/>
       <w:szCs w:val="40"/>
@@ -14370,7 +14017,7 @@
       <w:outlineLvl w:val="1"/>
     </w:pPr>
     <w:rPr>
-      <w:rFonts w:asciiTheme="majorHAnsi" w:eastAsiaTheme="majorEastAsia" w:hAnsiTheme="majorHAnsi" w:cstheme="majorBidi"/>
+      <w:rFonts w:asciiTheme="majorHAnsi" w:hAnsiTheme="majorHAnsi" w:eastAsiaTheme="majorEastAsia" w:cstheme="majorBidi"/>
       <w:color w:val="0F4761" w:themeColor="accent1" w:themeShade="BF"/>
       <w:sz w:val="32"/>
       <w:szCs w:val="32"/>
@@ -14529,13 +14176,13 @@
       <w:color w:val="272727" w:themeColor="text1" w:themeTint="D8"/>
     </w:rPr>
   </w:style>
-  <w:style w:type="character" w:default="1" w:styleId="DefaultParagraphFont">
+  <w:style w:type="character" w:styleId="DefaultParagraphFont" w:default="1">
     <w:name w:val="Default Paragraph Font"/>
     <w:uiPriority w:val="1"/>
     <w:semiHidden/>
     <w:unhideWhenUsed/>
   </w:style>
-  <w:style w:type="table" w:default="1" w:styleId="TableNormal">
+  <w:style w:type="table" w:styleId="TableNormal" w:default="1">
     <w:name w:val="Normal Table"/>
     <w:uiPriority w:val="99"/>
     <w:semiHidden/>
@@ -14550,26 +14197,26 @@
       </w:tblCellMar>
     </w:tblPr>
   </w:style>
-  <w:style w:type="numbering" w:default="1" w:styleId="NoList">
+  <w:style w:type="numbering" w:styleId="NoList" w:default="1">
     <w:name w:val="No List"/>
     <w:uiPriority w:val="99"/>
     <w:semiHidden/>
     <w:unhideWhenUsed/>
   </w:style>
-  <w:style w:type="character" w:customStyle="1" w:styleId="Heading1Char">
+  <w:style w:type="character" w:styleId="Heading1Char" w:customStyle="1">
     <w:name w:val="Heading 1 Char"/>
     <w:basedOn w:val="DefaultParagraphFont"/>
     <w:link w:val="Heading1"/>
     <w:uiPriority w:val="9"/>
     <w:rsid w:val="000C456D"/>
     <w:rPr>
-      <w:rFonts w:asciiTheme="majorHAnsi" w:eastAsiaTheme="majorEastAsia" w:hAnsiTheme="majorHAnsi" w:cstheme="majorBidi"/>
+      <w:rFonts w:asciiTheme="majorHAnsi" w:hAnsiTheme="majorHAnsi" w:eastAsiaTheme="majorEastAsia" w:cstheme="majorBidi"/>
       <w:color w:val="0F4761" w:themeColor="accent1" w:themeShade="BF"/>
       <w:sz w:val="40"/>
       <w:szCs w:val="40"/>
     </w:rPr>
   </w:style>
-  <w:style w:type="character" w:customStyle="1" w:styleId="Heading2Char">
+  <w:style w:type="character" w:styleId="Heading2Char" w:customStyle="1">
     <w:name w:val="Heading 2 Char"/>
     <w:basedOn w:val="DefaultParagraphFont"/>
     <w:link w:val="Heading2"/>
@@ -14577,13 +14224,13 @@
     <w:semiHidden/>
     <w:rsid w:val="000C456D"/>
     <w:rPr>
-      <w:rFonts w:asciiTheme="majorHAnsi" w:eastAsiaTheme="majorEastAsia" w:hAnsiTheme="majorHAnsi" w:cstheme="majorBidi"/>
+      <w:rFonts w:asciiTheme="majorHAnsi" w:hAnsiTheme="majorHAnsi" w:eastAsiaTheme="majorEastAsia" w:cstheme="majorBidi"/>
       <w:color w:val="0F4761" w:themeColor="accent1" w:themeShade="BF"/>
       <w:sz w:val="32"/>
       <w:szCs w:val="32"/>
     </w:rPr>
   </w:style>
-  <w:style w:type="character" w:customStyle="1" w:styleId="Heading3Char">
+  <w:style w:type="character" w:styleId="Heading3Char" w:customStyle="1">
     <w:name w:val="Heading 3 Char"/>
     <w:basedOn w:val="DefaultParagraphFont"/>
     <w:link w:val="Heading3"/>
@@ -14597,7 +14244,7 @@
       <w:szCs w:val="28"/>
     </w:rPr>
   </w:style>
-  <w:style w:type="character" w:customStyle="1" w:styleId="Heading4Char">
+  <w:style w:type="character" w:styleId="Heading4Char" w:customStyle="1">
     <w:name w:val="Heading 4 Char"/>
     <w:basedOn w:val="DefaultParagraphFont"/>
     <w:link w:val="Heading4"/>
@@ -14611,7 +14258,7 @@
       <w:color w:val="0F4761" w:themeColor="accent1" w:themeShade="BF"/>
     </w:rPr>
   </w:style>
-  <w:style w:type="character" w:customStyle="1" w:styleId="Heading5Char">
+  <w:style w:type="character" w:styleId="Heading5Char" w:customStyle="1">
     <w:name w:val="Heading 5 Char"/>
     <w:basedOn w:val="DefaultParagraphFont"/>
     <w:link w:val="Heading5"/>
@@ -14623,7 +14270,7 @@
       <w:color w:val="0F4761" w:themeColor="accent1" w:themeShade="BF"/>
     </w:rPr>
   </w:style>
-  <w:style w:type="character" w:customStyle="1" w:styleId="Heading6Char">
+  <w:style w:type="character" w:styleId="Heading6Char" w:customStyle="1">
     <w:name w:val="Heading 6 Char"/>
     <w:basedOn w:val="DefaultParagraphFont"/>
     <w:link w:val="Heading6"/>
@@ -14637,7 +14284,7 @@
       <w:color w:val="595959" w:themeColor="text1" w:themeTint="A6"/>
     </w:rPr>
   </w:style>
-  <w:style w:type="character" w:customStyle="1" w:styleId="Heading7Char">
+  <w:style w:type="character" w:styleId="Heading7Char" w:customStyle="1">
     <w:name w:val="Heading 7 Char"/>
     <w:basedOn w:val="DefaultParagraphFont"/>
     <w:link w:val="Heading7"/>
@@ -14649,7 +14296,7 @@
       <w:color w:val="595959" w:themeColor="text1" w:themeTint="A6"/>
     </w:rPr>
   </w:style>
-  <w:style w:type="character" w:customStyle="1" w:styleId="Heading8Char">
+  <w:style w:type="character" w:styleId="Heading8Char" w:customStyle="1">
     <w:name w:val="Heading 8 Char"/>
     <w:basedOn w:val="DefaultParagraphFont"/>
     <w:link w:val="Heading8"/>
@@ -14663,7 +14310,7 @@
       <w:color w:val="272727" w:themeColor="text1" w:themeTint="D8"/>
     </w:rPr>
   </w:style>
-  <w:style w:type="character" w:customStyle="1" w:styleId="Heading9Char">
+  <w:style w:type="character" w:styleId="Heading9Char" w:customStyle="1">
     <w:name w:val="Heading 9 Char"/>
     <w:basedOn w:val="DefaultParagraphFont"/>
     <w:link w:val="Heading9"/>
@@ -14688,21 +14335,21 @@
       <w:contextualSpacing/>
     </w:pPr>
     <w:rPr>
-      <w:rFonts w:asciiTheme="majorHAnsi" w:eastAsiaTheme="majorEastAsia" w:hAnsiTheme="majorHAnsi" w:cstheme="majorBidi"/>
+      <w:rFonts w:asciiTheme="majorHAnsi" w:hAnsiTheme="majorHAnsi" w:eastAsiaTheme="majorEastAsia" w:cstheme="majorBidi"/>
       <w:spacing w:val="-10"/>
       <w:kern w:val="28"/>
       <w:sz w:val="56"/>
       <w:szCs w:val="56"/>
     </w:rPr>
   </w:style>
-  <w:style w:type="character" w:customStyle="1" w:styleId="TitleChar">
+  <w:style w:type="character" w:styleId="TitleChar" w:customStyle="1">
     <w:name w:val="Title Char"/>
     <w:basedOn w:val="DefaultParagraphFont"/>
     <w:link w:val="Title"/>
     <w:uiPriority w:val="10"/>
     <w:rsid w:val="000C456D"/>
     <w:rPr>
-      <w:rFonts w:asciiTheme="majorHAnsi" w:eastAsiaTheme="majorEastAsia" w:hAnsiTheme="majorHAnsi" w:cstheme="majorBidi"/>
+      <w:rFonts w:asciiTheme="majorHAnsi" w:hAnsiTheme="majorHAnsi" w:eastAsiaTheme="majorEastAsia" w:cstheme="majorBidi"/>
       <w:spacing w:val="-10"/>
       <w:kern w:val="28"/>
       <w:sz w:val="56"/>
@@ -14730,7 +14377,7 @@
       <w:szCs w:val="28"/>
     </w:rPr>
   </w:style>
-  <w:style w:type="character" w:customStyle="1" w:styleId="SubtitleChar">
+  <w:style w:type="character" w:styleId="SubtitleChar" w:customStyle="1">
     <w:name w:val="Subtitle Char"/>
     <w:basedOn w:val="DefaultParagraphFont"/>
     <w:link w:val="Subtitle"/>
@@ -14762,7 +14409,7 @@
       <w:color w:val="404040" w:themeColor="text1" w:themeTint="BF"/>
     </w:rPr>
   </w:style>
-  <w:style w:type="character" w:customStyle="1" w:styleId="QuoteChar">
+  <w:style w:type="character" w:styleId="QuoteChar" w:customStyle="1">
     <w:name w:val="Quote Char"/>
     <w:basedOn w:val="DefaultParagraphFont"/>
     <w:link w:val="Quote"/>
@@ -14807,8 +14454,8 @@
     <w:rsid w:val="000C456D"/>
     <w:pPr>
       <w:pBdr>
-        <w:top w:val="single" w:sz="4" w:space="10" w:color="0F4761" w:themeColor="accent1" w:themeShade="BF"/>
-        <w:bottom w:val="single" w:sz="4" w:space="10" w:color="0F4761" w:themeColor="accent1" w:themeShade="BF"/>
+        <w:top w:val="single" w:color="0F4761" w:themeColor="accent1" w:themeShade="BF" w:sz="4" w:space="10"/>
+        <w:bottom w:val="single" w:color="0F4761" w:themeColor="accent1" w:themeShade="BF" w:sz="4" w:space="10"/>
       </w:pBdr>
       <w:spacing w:before="360" w:after="360"/>
       <w:ind w:left="864" w:right="864"/>
@@ -14820,7 +14467,7 @@
       <w:color w:val="0F4761" w:themeColor="accent1" w:themeShade="BF"/>
     </w:rPr>
   </w:style>
-  <w:style w:type="character" w:customStyle="1" w:styleId="IntenseQuoteChar">
+  <w:style w:type="character" w:styleId="IntenseQuoteChar" w:customStyle="1">
     <w:name w:val="Intense Quote Char"/>
     <w:basedOn w:val="DefaultParagraphFont"/>
     <w:link w:val="IntenseQuote"/>
@@ -14857,7 +14504,7 @@
       <w:iCs/>
     </w:rPr>
   </w:style>
-  <w:style w:type="paragraph" w:customStyle="1" w:styleId="TableParagraph">
+  <w:style w:type="paragraph" w:styleId="TableParagraph" w:customStyle="1">
     <w:name w:val="Table Paragraph"/>
     <w:basedOn w:val="Normal"/>
     <w:uiPriority w:val="1"/>
@@ -14886,13 +14533,13 @@
       <w:spacing w:before="100" w:beforeAutospacing="1" w:after="100" w:afterAutospacing="1"/>
     </w:pPr>
     <w:rPr>
-      <w:rFonts w:ascii="Times New Roman" w:eastAsiaTheme="minorEastAsia" w:hAnsi="Times New Roman"/>
+      <w:rFonts w:ascii="Times New Roman" w:hAnsi="Times New Roman" w:eastAsiaTheme="minorEastAsia"/>
       <w:sz w:val="24"/>
       <w:szCs w:val="24"/>
       <w:lang w:val="vi-VN" w:eastAsia="vi-VN"/>
     </w:rPr>
   </w:style>
-  <w:style w:type="table" w:customStyle="1" w:styleId="TableNormal1">
+  <w:style w:type="table" w:styleId="TableNormal1" w:customStyle="1">
     <w:name w:val="Table Normal1"/>
     <w:uiPriority w:val="99"/>
     <w:semiHidden/>
@@ -14901,7 +14548,7 @@
       <w:spacing w:after="0" w:line="240" w:lineRule="auto"/>
     </w:pPr>
     <w:rPr>
-      <w:rFonts w:ascii="Times New Roman" w:eastAsia="Times New Roman" w:hAnsi="Times New Roman" w:cs="Times New Roman"/>
+      <w:rFonts w:ascii="Times New Roman" w:hAnsi="Times New Roman" w:eastAsia="Times New Roman" w:cs="Times New Roman"/>
       <w:kern w:val="0"/>
       <w:sz w:val="20"/>
       <w:szCs w:val="20"/>
@@ -14940,7 +14587,7 @@
       <w:spacing w:after="120"/>
     </w:pPr>
   </w:style>
-  <w:style w:type="character" w:customStyle="1" w:styleId="BodyTextChar">
+  <w:style w:type="character" w:styleId="BodyTextChar" w:customStyle="1">
     <w:name w:val="Body Text Char"/>
     <w:basedOn w:val="DefaultParagraphFont"/>
     <w:link w:val="BodyText"/>
@@ -14948,7 +14595,7 @@
     <w:semiHidden/>
     <w:rsid w:val="00B275DE"/>
     <w:rPr>
-      <w:rFonts w:ascii="VNI-Times" w:eastAsia="Times New Roman" w:hAnsi="VNI-Times" w:cs="Times New Roman"/>
+      <w:rFonts w:ascii="VNI-Times" w:hAnsi="VNI-Times" w:eastAsia="Times New Roman" w:cs="Times New Roman"/>
       <w:kern w:val="0"/>
       <w:sz w:val="26"/>
       <w:szCs w:val="20"/>
@@ -14973,7 +14620,7 @@
       <w:szCs w:val="16"/>
     </w:rPr>
   </w:style>
-  <w:style w:type="character" w:customStyle="1" w:styleId="BodyTextIndent3Char">
+  <w:style w:type="character" w:styleId="BodyTextIndent3Char" w:customStyle="1">
     <w:name w:val="Body Text Indent 3 Char"/>
     <w:basedOn w:val="DefaultParagraphFont"/>
     <w:link w:val="BodyTextIndent3"/>
@@ -14981,7 +14628,7 @@
     <w:semiHidden/>
     <w:rsid w:val="00B275DE"/>
     <w:rPr>
-      <w:rFonts w:ascii="VNI-Times" w:eastAsia="Times New Roman" w:hAnsi="VNI-Times" w:cs="Times New Roman"/>
+      <w:rFonts w:ascii="VNI-Times" w:hAnsi="VNI-Times" w:eastAsia="Times New Roman" w:cs="Times New Roman"/>
       <w:kern w:val="0"/>
       <w:sz w:val="16"/>
       <w:szCs w:val="16"/>
@@ -14993,7 +14640,7 @@
 </file>
 
 <file path=word/theme/theme1.xml><?xml version="1.0" encoding="utf-8"?>
-<a:theme xmlns:a="http://schemas.openxmlformats.org/drawingml/2006/main" name="Office Theme">
+<a:theme xmlns:thm15="http://schemas.microsoft.com/office/thememl/2012/main" xmlns:a="http://schemas.openxmlformats.org/drawingml/2006/main" name="Office Theme">
   <a:themeElements>
     <a:clrScheme name="Office">
       <a:dk1>
